--- a/_work/analysis/Договор лизинга.docx
+++ b/_work/analysis/Договор лизинга.docx
@@ -1592,31 +1592,127 @@
           <w:sz w:val="24"/>
           <w:szCs w:val="24"/>
         </w:rPr>
-        <w:t xml:space="preserve">11. СУБСИДИИ</w:t>
-      </w:r>
-    </w:p>
-    <w:p>
-      <w:pPr>
-        <w:spacing w:after="80"/>
-        <w:jc w:val="both"/>
-      </w:pPr>
-      <w:r>
-        <w:rPr>
-          <w:rFonts w:ascii="Times New Roman" w:cs="Times New Roman" w:eastAsia="Times New Roman" w:hAnsi="Times New Roman"/>
-          <w:b/>
-          <w:bCs/>
-          <w:sz w:val="24"/>
-          <w:szCs w:val="24"/>
-        </w:rPr>
-        <w:t xml:space="preserve">11.1. </w:t>
-      </w:r>
-      <w:r>
-        <w:rPr>
-          <w:rFonts w:ascii="Times New Roman" w:cs="Times New Roman" w:eastAsia="Times New Roman" w:hAnsi="Times New Roman"/>
-          <w:sz w:val="24"/>
-          <w:szCs w:val="24"/>
-        </w:rPr>
-        <w:t xml:space="preserve">[не предусмотрено]</w:t>
+        <w:t xml:space="preserve">12. ОТВЕТСТВЕННОСТЬ СТОРОН</w:t>
+      </w:r>
+    </w:p>
+    <w:p>
+      <w:pPr>
+        <w:spacing w:after="80"/>
+        <w:jc w:val="both"/>
+      </w:pPr>
+      <w:r>
+        <w:rPr>
+          <w:rFonts w:ascii="Times New Roman" w:cs="Times New Roman" w:eastAsia="Times New Roman" w:hAnsi="Times New Roman"/>
+          <w:b/>
+          <w:bCs/>
+          <w:sz w:val="24"/>
+          <w:szCs w:val="24"/>
+        </w:rPr>
+        <w:t xml:space="preserve">12.3. </w:t>
+      </w:r>
+      <w:r>
+        <w:rPr>
+          <w:rFonts w:ascii="Times New Roman" w:cs="Times New Roman" w:eastAsia="Times New Roman" w:hAnsi="Times New Roman"/>
+          <w:sz w:val="24"/>
+          <w:szCs w:val="24"/>
+        </w:rPr>
+        <w:t xml:space="preserve">В случае нарушения Лизингополучателем установленного настоящим Договором и/или Графиком лизинговых платежей срока исполнения денежного обязательства Лизингополучатель уплачивает Лизингодателю пеню в размере 0,1% (ноль целых одна десятая процента) от суммы просроченного платежа за каждый календарный день просрочки, но в совокупном размере не более 10% (десяти процентов) от суммы соответствующего просроченного платежа.</w:t>
+      </w:r>
+    </w:p>
+    <w:p>
+      <w:pPr>
+        <w:spacing w:after="80"/>
+        <w:jc w:val="both"/>
+      </w:pPr>
+      <w:r>
+        <w:rPr>
+          <w:rFonts w:ascii="Times New Roman" w:cs="Times New Roman" w:eastAsia="Times New Roman" w:hAnsi="Times New Roman"/>
+          <w:b/>
+          <w:bCs/>
+          <w:sz w:val="24"/>
+          <w:szCs w:val="24"/>
+        </w:rPr>
+        <w:t xml:space="preserve">12.4. </w:t>
+      </w:r>
+      <w:r>
+        <w:rPr>
+          <w:rFonts w:ascii="Times New Roman" w:cs="Times New Roman" w:eastAsia="Times New Roman" w:hAnsi="Times New Roman"/>
+          <w:sz w:val="24"/>
+          <w:szCs w:val="24"/>
+        </w:rPr>
+        <w:t xml:space="preserve">Пеня начисляется со дня, следующего за установленной датой исполнения соответствующего обязательства, и по день фактического исполнения обязательства включительно, с учетом ограничения, установленного пунктом 9.1 настоящего Договора.</w:t>
+      </w:r>
+    </w:p>
+    <w:p>
+      <w:pPr>
+        <w:spacing w:after="80"/>
+        <w:jc w:val="both"/>
+      </w:pPr>
+      <w:r>
+        <w:rPr>
+          <w:rFonts w:ascii="Times New Roman" w:cs="Times New Roman" w:eastAsia="Times New Roman" w:hAnsi="Times New Roman"/>
+          <w:b/>
+          <w:bCs/>
+          <w:sz w:val="24"/>
+          <w:szCs w:val="24"/>
+        </w:rPr>
+        <w:t xml:space="preserve">12.6. </w:t>
+      </w:r>
+      <w:r>
+        <w:rPr>
+          <w:rFonts w:ascii="Times New Roman" w:cs="Times New Roman" w:eastAsia="Times New Roman" w:hAnsi="Times New Roman"/>
+          <w:sz w:val="24"/>
+          <w:szCs w:val="24"/>
+        </w:rPr>
+        <w:t xml:space="preserve">Уплата неустоек не освобождает Лизингополучателя от исполнения обязательств, принятых в соответствии с Договором.</w:t>
+      </w:r>
+    </w:p>
+    <w:p>
+      <w:pPr>
+        <w:spacing w:after="80"/>
+        <w:jc w:val="both"/>
+      </w:pPr>
+      <w:r>
+        <w:rPr>
+          <w:rFonts w:ascii="Times New Roman" w:cs="Times New Roman" w:eastAsia="Times New Roman" w:hAnsi="Times New Roman"/>
+          <w:b/>
+          <w:bCs/>
+          <w:sz w:val="24"/>
+          <w:szCs w:val="24"/>
+        </w:rPr>
+        <w:t xml:space="preserve">12.7. </w:t>
+      </w:r>
+      <w:r>
+        <w:rPr>
+          <w:rFonts w:ascii="Times New Roman" w:cs="Times New Roman" w:eastAsia="Times New Roman" w:hAnsi="Times New Roman"/>
+          <w:sz w:val="24"/>
+          <w:szCs w:val="24"/>
+        </w:rPr>
+        <w:t xml:space="preserve">Применение мер ответственности, предусмотренных настоящим разделом, не лишает Лизингодателя права требовать возмещения убытков и исполнения иных обязательств Лизингополучателя в случаях и пределах, предусмотренных законодательством Республики Казахстан и настоящим Договором.</w:t>
+      </w:r>
+    </w:p>
+    <w:p>
+      <w:pPr>
+        <w:spacing w:after="80"/>
+        <w:jc w:val="both"/>
+      </w:pPr>
+      <w:r>
+        <w:rPr>
+          <w:rFonts w:ascii="Times New Roman" w:cs="Times New Roman" w:eastAsia="Times New Roman" w:hAnsi="Times New Roman"/>
+          <w:b/>
+          <w:bCs/>
+          <w:sz w:val="24"/>
+          <w:szCs w:val="24"/>
+        </w:rPr>
+        <w:t xml:space="preserve">12.10. </w:t>
+      </w:r>
+      <w:r>
+        <w:rPr>
+          <w:rFonts w:ascii="Times New Roman" w:cs="Times New Roman" w:eastAsia="Times New Roman" w:hAnsi="Times New Roman"/>
+          <w:sz w:val="24"/>
+          <w:szCs w:val="24"/>
+        </w:rPr>
+        <w:t xml:space="preserve">В случае существенного или неоднократного нарушения Лизингополучателем сроков исполнения обязательств Лизингодатель вправе потребовать досрочного исполнения обязательств по настоящему Договору, расторжения настоящего Договора и возврата Предмета лизинга в порядке и на основаниях, предусмотренных настоящим Договором и законодательством Республики Казахстан.</w:t>
       </w:r>
     </w:p>
     <w:p>
@@ -1633,199 +1729,136 @@
           <w:sz w:val="24"/>
           <w:szCs w:val="24"/>
         </w:rPr>
-        <w:t xml:space="preserve">12. ОТВЕТСТВЕННОСТЬ СТОРОН</w:t>
-      </w:r>
-    </w:p>
-    <w:p>
-      <w:pPr>
-        <w:spacing w:after="80"/>
-        <w:jc w:val="both"/>
-      </w:pPr>
-      <w:r>
-        <w:rPr>
-          <w:rFonts w:ascii="Times New Roman" w:cs="Times New Roman" w:eastAsia="Times New Roman" w:hAnsi="Times New Roman"/>
-          <w:b/>
-          <w:bCs/>
-          <w:sz w:val="24"/>
-          <w:szCs w:val="24"/>
-        </w:rPr>
-        <w:t xml:space="preserve">12.3. </w:t>
-      </w:r>
-      <w:r>
-        <w:rPr>
-          <w:rFonts w:ascii="Times New Roman" w:cs="Times New Roman" w:eastAsia="Times New Roman" w:hAnsi="Times New Roman"/>
-          <w:sz w:val="24"/>
-          <w:szCs w:val="24"/>
-        </w:rPr>
-        <w:t xml:space="preserve">В случае нарушения Лизингополучателем установленного настоящим Договором и/или Графиком лизинговых платежей срока исполнения денежного обязательства Лизингополучатель уплачивает Лизингодателю пеню в размере 0,1% (ноль целых одна десятая процента) от суммы просроченного платежа за каждый календарный день просрочки, но в совокупном размере не более 10% (десяти процентов) от суммы соответствующего просроченного платежа.</w:t>
-      </w:r>
-    </w:p>
-    <w:p>
-      <w:pPr>
-        <w:spacing w:after="80"/>
-        <w:jc w:val="both"/>
-      </w:pPr>
-      <w:r>
-        <w:rPr>
-          <w:rFonts w:ascii="Times New Roman" w:cs="Times New Roman" w:eastAsia="Times New Roman" w:hAnsi="Times New Roman"/>
-          <w:b/>
-          <w:bCs/>
-          <w:sz w:val="24"/>
-          <w:szCs w:val="24"/>
-        </w:rPr>
-        <w:t xml:space="preserve">12.4. </w:t>
-      </w:r>
-      <w:r>
-        <w:rPr>
-          <w:rFonts w:ascii="Times New Roman" w:cs="Times New Roman" w:eastAsia="Times New Roman" w:hAnsi="Times New Roman"/>
-          <w:sz w:val="24"/>
-          <w:szCs w:val="24"/>
-        </w:rPr>
-        <w:t xml:space="preserve">Пеня начисляется со дня, следующего за установленной датой исполнения соответствующего обязательства, и по день фактического исполнения обязательства включительно, с учетом ограничения, установленного пунктом 9.1 настоящего Договора.</w:t>
-      </w:r>
-    </w:p>
-    <w:p>
-      <w:pPr>
-        <w:spacing w:after="80"/>
-        <w:jc w:val="both"/>
-      </w:pPr>
-      <w:r>
-        <w:rPr>
-          <w:rFonts w:ascii="Times New Roman" w:cs="Times New Roman" w:eastAsia="Times New Roman" w:hAnsi="Times New Roman"/>
-          <w:b/>
-          <w:bCs/>
-          <w:sz w:val="24"/>
-          <w:szCs w:val="24"/>
-        </w:rPr>
-        <w:t xml:space="preserve">12.5. </w:t>
-      </w:r>
-      <w:r>
-        <w:rPr>
-          <w:rFonts w:ascii="Times New Roman" w:cs="Times New Roman" w:eastAsia="Times New Roman" w:hAnsi="Times New Roman"/>
-          <w:sz w:val="24"/>
-          <w:szCs w:val="24"/>
-        </w:rPr>
-        <w:t xml:space="preserve">[не предусмотрено]</w:t>
-      </w:r>
-    </w:p>
-    <w:p>
-      <w:pPr>
-        <w:spacing w:after="80"/>
-        <w:jc w:val="both"/>
-      </w:pPr>
-      <w:r>
-        <w:rPr>
-          <w:rFonts w:ascii="Times New Roman" w:cs="Times New Roman" w:eastAsia="Times New Roman" w:hAnsi="Times New Roman"/>
-          <w:b/>
-          <w:bCs/>
-          <w:sz w:val="24"/>
-          <w:szCs w:val="24"/>
-        </w:rPr>
-        <w:t xml:space="preserve">12.6. </w:t>
-      </w:r>
-      <w:r>
-        <w:rPr>
-          <w:rFonts w:ascii="Times New Roman" w:cs="Times New Roman" w:eastAsia="Times New Roman" w:hAnsi="Times New Roman"/>
-          <w:sz w:val="24"/>
-          <w:szCs w:val="24"/>
-        </w:rPr>
-        <w:t xml:space="preserve">Уплата неустоек не освобождает Лизингополучателя от исполнения обязательств, принятых в соответствии с Договором.</w:t>
-      </w:r>
-    </w:p>
-    <w:p>
-      <w:pPr>
-        <w:spacing w:after="80"/>
-        <w:jc w:val="both"/>
-      </w:pPr>
-      <w:r>
-        <w:rPr>
-          <w:rFonts w:ascii="Times New Roman" w:cs="Times New Roman" w:eastAsia="Times New Roman" w:hAnsi="Times New Roman"/>
-          <w:b/>
-          <w:bCs/>
-          <w:sz w:val="24"/>
-          <w:szCs w:val="24"/>
-        </w:rPr>
-        <w:t xml:space="preserve">12.7. </w:t>
-      </w:r>
-      <w:r>
-        <w:rPr>
-          <w:rFonts w:ascii="Times New Roman" w:cs="Times New Roman" w:eastAsia="Times New Roman" w:hAnsi="Times New Roman"/>
-          <w:sz w:val="24"/>
-          <w:szCs w:val="24"/>
-        </w:rPr>
-        <w:t xml:space="preserve">Применение мер ответственности, предусмотренных настоящим разделом, не лишает Лизингодателя права требовать возмещения убытков и исполнения иных обязательств Лизингополучателя в случаях и пределах, предусмотренных законодательством Республики Казахстан и настоящим Договором.</w:t>
-      </w:r>
-    </w:p>
-    <w:p>
-      <w:pPr>
-        <w:spacing w:after="80"/>
-        <w:jc w:val="both"/>
-      </w:pPr>
-      <w:r>
-        <w:rPr>
-          <w:rFonts w:ascii="Times New Roman" w:cs="Times New Roman" w:eastAsia="Times New Roman" w:hAnsi="Times New Roman"/>
-          <w:b/>
-          <w:bCs/>
-          <w:sz w:val="24"/>
-          <w:szCs w:val="24"/>
-        </w:rPr>
-        <w:t xml:space="preserve">12.8. </w:t>
-      </w:r>
-      <w:r>
-        <w:rPr>
-          <w:rFonts w:ascii="Times New Roman" w:cs="Times New Roman" w:eastAsia="Times New Roman" w:hAnsi="Times New Roman"/>
-          <w:sz w:val="24"/>
-          <w:szCs w:val="24"/>
-        </w:rPr>
-        <w:t xml:space="preserve">[не предусмотрено]</w:t>
-      </w:r>
-    </w:p>
-    <w:p>
-      <w:pPr>
-        <w:spacing w:after="80"/>
-        <w:jc w:val="both"/>
-      </w:pPr>
-      <w:r>
-        <w:rPr>
-          <w:rFonts w:ascii="Times New Roman" w:cs="Times New Roman" w:eastAsia="Times New Roman" w:hAnsi="Times New Roman"/>
-          <w:b/>
-          <w:bCs/>
-          <w:sz w:val="24"/>
-          <w:szCs w:val="24"/>
-        </w:rPr>
-        <w:t xml:space="preserve">12.9. </w:t>
-      </w:r>
-      <w:r>
-        <w:rPr>
-          <w:rFonts w:ascii="Times New Roman" w:cs="Times New Roman" w:eastAsia="Times New Roman" w:hAnsi="Times New Roman"/>
-          <w:sz w:val="24"/>
-          <w:szCs w:val="24"/>
-        </w:rPr>
-        <w:t xml:space="preserve">[не предусмотрено]</w:t>
-      </w:r>
-    </w:p>
-    <w:p>
-      <w:pPr>
-        <w:spacing w:after="80"/>
-        <w:jc w:val="both"/>
-      </w:pPr>
-      <w:r>
-        <w:rPr>
-          <w:rFonts w:ascii="Times New Roman" w:cs="Times New Roman" w:eastAsia="Times New Roman" w:hAnsi="Times New Roman"/>
-          <w:b/>
-          <w:bCs/>
-          <w:sz w:val="24"/>
-          <w:szCs w:val="24"/>
-        </w:rPr>
-        <w:t xml:space="preserve">12.10. </w:t>
-      </w:r>
-      <w:r>
-        <w:rPr>
-          <w:rFonts w:ascii="Times New Roman" w:cs="Times New Roman" w:eastAsia="Times New Roman" w:hAnsi="Times New Roman"/>
-          <w:sz w:val="24"/>
-          <w:szCs w:val="24"/>
-        </w:rPr>
-        <w:t xml:space="preserve">В случае существенного или неоднократного нарушения Лизингополучателем сроков исполнения обязательств Лизингодатель вправе потребовать досрочного исполнения обязательств по настоящему Договору, расторжения настоящего Договора и возврата Предмета лизинга в порядке и на основаниях, предусмотренных настоящим Договором и законодательством Республики Казахстан.</w:t>
+        <w:t xml:space="preserve">13. ИЗЪЯТИЕ, ИСТРЕБОВАНИЕ И ВОЗВРАТ ПРЕДМЕТА ЛИЗИНГА</w:t>
+      </w:r>
+    </w:p>
+    <w:p>
+      <w:pPr>
+        <w:spacing w:after="80"/>
+        <w:jc w:val="both"/>
+      </w:pPr>
+      <w:r>
+        <w:rPr>
+          <w:rFonts w:ascii="Times New Roman" w:cs="Times New Roman" w:eastAsia="Times New Roman" w:hAnsi="Times New Roman"/>
+          <w:b/>
+          <w:bCs/>
+          <w:sz w:val="24"/>
+          <w:szCs w:val="24"/>
+        </w:rPr>
+        <w:t xml:space="preserve">13.3. </w:t>
+      </w:r>
+      <w:r>
+        <w:rPr>
+          <w:rFonts w:ascii="Times New Roman" w:cs="Times New Roman" w:eastAsia="Times New Roman" w:hAnsi="Times New Roman"/>
+          <w:sz w:val="24"/>
+          <w:szCs w:val="24"/>
+        </w:rPr>
+        <w:t xml:space="preserve">В случае если Лизингополучатель два и более раза подряд не внес лизинговый платеж в установленный настоящим Договором срок либо внес его не в полном размере, Лизингодатель вправе воспользоваться предусмотренным законодательством Республики Казахстан правом на истребование Предмета лизинга, в том числе в порядке, установленном законодательством Республики Казахстан.</w:t>
+      </w:r>
+      <w:r>
+        <w:rPr>
+          <w:rFonts w:ascii="Times New Roman" w:cs="Times New Roman" w:eastAsia="Times New Roman" w:hAnsi="Times New Roman"/>
+          <w:sz w:val="24"/>
+          <w:szCs w:val="24"/>
+        </w:rPr>
+        <w:br/>
+        <w:t xml:space="preserve">До обращения за истребованием Предмета лизинга Лизингодатель направляет Лизингополучателю письменное уведомление о наличии нарушения, размере задолженности и необходимости устранения нарушения, а также о возможном истребовании Предмета лизинга, в сроки и порядке, предусмотренных законодательством Республики Казахстан.</w:t>
+      </w:r>
+    </w:p>
+    <w:p>
+      <w:pPr>
+        <w:spacing w:after="80"/>
+        <w:jc w:val="both"/>
+      </w:pPr>
+      <w:r>
+        <w:rPr>
+          <w:rFonts w:ascii="Times New Roman" w:cs="Times New Roman" w:eastAsia="Times New Roman" w:hAnsi="Times New Roman"/>
+          <w:b/>
+          <w:bCs/>
+          <w:sz w:val="24"/>
+          <w:szCs w:val="24"/>
+        </w:rPr>
+        <w:t xml:space="preserve">13.4. </w:t>
+      </w:r>
+      <w:r>
+        <w:rPr>
+          <w:rFonts w:ascii="Times New Roman" w:cs="Times New Roman" w:eastAsia="Times New Roman" w:hAnsi="Times New Roman"/>
+          <w:sz w:val="24"/>
+          <w:szCs w:val="24"/>
+        </w:rPr>
+        <w:t xml:space="preserve">[срок не установлен; порядок — по законодательству]</w:t>
+      </w:r>
+    </w:p>
+    <w:p>
+      <w:pPr>
+        <w:spacing w:after="80"/>
+        <w:jc w:val="both"/>
+      </w:pPr>
+      <w:r>
+        <w:rPr>
+          <w:rFonts w:ascii="Times New Roman" w:cs="Times New Roman" w:eastAsia="Times New Roman" w:hAnsi="Times New Roman"/>
+          <w:b/>
+          <w:bCs/>
+          <w:sz w:val="24"/>
+          <w:szCs w:val="24"/>
+        </w:rPr>
+        <w:t xml:space="preserve">13.5. </w:t>
+      </w:r>
+      <w:r>
+        <w:rPr>
+          <w:rFonts w:ascii="Times New Roman" w:cs="Times New Roman" w:eastAsia="Times New Roman" w:hAnsi="Times New Roman"/>
+          <w:sz w:val="24"/>
+          <w:szCs w:val="24"/>
+        </w:rPr>
+        <w:t xml:space="preserve">Возврат Предмета лизинга не освобождает Лизингополучателя от исполнения денежных обязательств, возникших до даты прекращения настоящего Договора, включая погашение задолженности, уплату начисленного вознаграждения, неустойки и иных платежей, подлежащих уплате в соответствии с настоящим Договором и законодательством Республики Казахстан.</w:t>
+      </w:r>
+    </w:p>
+    <w:p>
+      <w:pPr>
+        <w:spacing w:after="80"/>
+        <w:jc w:val="both"/>
+      </w:pPr>
+      <w:r>
+        <w:rPr>
+          <w:rFonts w:ascii="Times New Roman" w:cs="Times New Roman" w:eastAsia="Times New Roman" w:hAnsi="Times New Roman"/>
+          <w:b/>
+          <w:bCs/>
+          <w:sz w:val="24"/>
+          <w:szCs w:val="24"/>
+        </w:rPr>
+        <w:t xml:space="preserve">13.7. </w:t>
+      </w:r>
+      <w:r>
+        <w:rPr>
+          <w:rFonts w:ascii="Times New Roman" w:cs="Times New Roman" w:eastAsia="Times New Roman" w:hAnsi="Times New Roman"/>
+          <w:sz w:val="24"/>
+          <w:szCs w:val="24"/>
+        </w:rPr>
+        <w:t xml:space="preserve">При возврате Предмета лизинга Лизингополучатель обязан передать его Лизингодателю в состоянии, соответствующем состоянию на дату его передачи Лизингополучателю, с учетом нормального износа, а также изменений, возникших вследствие надлежащей эксплуатации Предмета лизинга в соответствии с его назначением, технической документацией и условиями настоящего Договора.</w:t>
+      </w:r>
+    </w:p>
+    <w:p>
+      <w:pPr>
+        <w:spacing w:after="80"/>
+        <w:jc w:val="both"/>
+      </w:pPr>
+      <w:r>
+        <w:rPr>
+          <w:rFonts w:ascii="Times New Roman" w:cs="Times New Roman" w:eastAsia="Times New Roman" w:hAnsi="Times New Roman"/>
+          <w:b/>
+          <w:bCs/>
+          <w:sz w:val="24"/>
+          <w:szCs w:val="24"/>
+        </w:rPr>
+        <w:t xml:space="preserve">13.11. </w:t>
+      </w:r>
+      <w:r>
+        <w:rPr>
+          <w:rFonts w:ascii="Times New Roman" w:cs="Times New Roman" w:eastAsia="Times New Roman" w:hAnsi="Times New Roman"/>
+          <w:sz w:val="24"/>
+          <w:szCs w:val="24"/>
+        </w:rPr>
+        <w:t xml:space="preserve">В случае расторжения или прекращения настоящего Договора до полного исполнения Лизингополучателем своих обязательств и до перехода права собственности на Предмет лизинга к Лизингополучателю, Предмет лизинга подлежит возврату Лизингодателю в порядке, установленном настоящим Договором и законодательством Республики Казахстан, если иное не предусмотрено письменным соглашением Сторон.</w:t>
       </w:r>
     </w:p>
     <w:p>
@@ -1842,136 +1875,151 @@
           <w:sz w:val="24"/>
           <w:szCs w:val="24"/>
         </w:rPr>
-        <w:t xml:space="preserve">13. ИЗЪЯТИЕ, ИСТРЕБОВАНИЕ И ВОЗВРАТ ПРЕДМЕТА ЛИЗИНГА</w:t>
-      </w:r>
-    </w:p>
-    <w:p>
-      <w:pPr>
-        <w:spacing w:after="80"/>
-        <w:jc w:val="both"/>
-      </w:pPr>
-      <w:r>
-        <w:rPr>
-          <w:rFonts w:ascii="Times New Roman" w:cs="Times New Roman" w:eastAsia="Times New Roman" w:hAnsi="Times New Roman"/>
-          <w:b/>
-          <w:bCs/>
-          <w:sz w:val="24"/>
-          <w:szCs w:val="24"/>
-        </w:rPr>
-        <w:t xml:space="preserve">13.3. </w:t>
-      </w:r>
-      <w:r>
-        <w:rPr>
-          <w:rFonts w:ascii="Times New Roman" w:cs="Times New Roman" w:eastAsia="Times New Roman" w:hAnsi="Times New Roman"/>
-          <w:sz w:val="24"/>
-          <w:szCs w:val="24"/>
-        </w:rPr>
-        <w:t xml:space="preserve">В случае если Лизингополучатель два и более раза подряд не внес лизинговый платеж в установленный настоящим Договором срок либо внес его не в полном размере, Лизингодатель вправе воспользоваться предусмотренным законодательством Республики Казахстан правом на истребование Предмета лизинга, в том числе в порядке, установленном законодательством Республики Казахстан.</w:t>
-      </w:r>
-      <w:r>
-        <w:rPr>
-          <w:rFonts w:ascii="Times New Roman" w:cs="Times New Roman" w:eastAsia="Times New Roman" w:hAnsi="Times New Roman"/>
-          <w:sz w:val="24"/>
-          <w:szCs w:val="24"/>
-        </w:rPr>
-        <w:br/>
-        <w:t xml:space="preserve">До обращения за истребованием Предмета лизинга Лизингодатель направляет Лизингополучателю письменное уведомление о наличии нарушения, размере задолженности и необходимости устранения нарушения, а также о возможном истребовании Предмета лизинга, в сроки и порядке, предусмотренных законодательством Республики Казахстан.</w:t>
-      </w:r>
-    </w:p>
-    <w:p>
-      <w:pPr>
-        <w:spacing w:after="80"/>
-        <w:jc w:val="both"/>
-      </w:pPr>
-      <w:r>
-        <w:rPr>
-          <w:rFonts w:ascii="Times New Roman" w:cs="Times New Roman" w:eastAsia="Times New Roman" w:hAnsi="Times New Roman"/>
-          <w:b/>
-          <w:bCs/>
-          <w:sz w:val="24"/>
-          <w:szCs w:val="24"/>
-        </w:rPr>
-        <w:t xml:space="preserve">13.4. </w:t>
-      </w:r>
-      <w:r>
-        <w:rPr>
-          <w:rFonts w:ascii="Times New Roman" w:cs="Times New Roman" w:eastAsia="Times New Roman" w:hAnsi="Times New Roman"/>
-          <w:sz w:val="24"/>
-          <w:szCs w:val="24"/>
-        </w:rPr>
-        <w:t xml:space="preserve">[срок не установлен; порядок — по законодательству]</w:t>
-      </w:r>
-    </w:p>
-    <w:p>
-      <w:pPr>
-        <w:spacing w:after="80"/>
-        <w:jc w:val="both"/>
-      </w:pPr>
-      <w:r>
-        <w:rPr>
-          <w:rFonts w:ascii="Times New Roman" w:cs="Times New Roman" w:eastAsia="Times New Roman" w:hAnsi="Times New Roman"/>
-          <w:b/>
-          <w:bCs/>
-          <w:sz w:val="24"/>
-          <w:szCs w:val="24"/>
-        </w:rPr>
-        <w:t xml:space="preserve">13.5. </w:t>
-      </w:r>
-      <w:r>
-        <w:rPr>
-          <w:rFonts w:ascii="Times New Roman" w:cs="Times New Roman" w:eastAsia="Times New Roman" w:hAnsi="Times New Roman"/>
-          <w:sz w:val="24"/>
-          <w:szCs w:val="24"/>
-        </w:rPr>
-        <w:t xml:space="preserve">Возврат Предмета лизинга не освобождает Лизингополучателя от исполнения денежных обязательств, возникших до даты прекращения настоящего Договора, включая погашение задолженности, уплату начисленного вознаграждения, неустойки и иных платежей, подлежащих уплате в соответствии с настоящим Договором и законодательством Республики Казахстан.</w:t>
-      </w:r>
-    </w:p>
-    <w:p>
-      <w:pPr>
-        <w:spacing w:after="80"/>
-        <w:jc w:val="both"/>
-      </w:pPr>
-      <w:r>
-        <w:rPr>
-          <w:rFonts w:ascii="Times New Roman" w:cs="Times New Roman" w:eastAsia="Times New Roman" w:hAnsi="Times New Roman"/>
-          <w:b/>
-          <w:bCs/>
-          <w:sz w:val="24"/>
-          <w:szCs w:val="24"/>
-        </w:rPr>
-        <w:t xml:space="preserve">13.7. </w:t>
-      </w:r>
-      <w:r>
-        <w:rPr>
-          <w:rFonts w:ascii="Times New Roman" w:cs="Times New Roman" w:eastAsia="Times New Roman" w:hAnsi="Times New Roman"/>
-          <w:sz w:val="24"/>
-          <w:szCs w:val="24"/>
-        </w:rPr>
-        <w:t xml:space="preserve">При возврате Предмета лизинга Лизингополучатель обязан передать его Лизингодателю в состоянии, соответствующем состоянию на дату его передачи Лизингополучателю, с учетом нормального износа, а также изменений, возникших вследствие надлежащей эксплуатации Предмета лизинга в соответствии с его назначением, технической документацией и условиями настоящего Договора.</w:t>
-      </w:r>
-    </w:p>
-    <w:p>
-      <w:pPr>
-        <w:spacing w:after="80"/>
-        <w:jc w:val="both"/>
-      </w:pPr>
-      <w:r>
-        <w:rPr>
-          <w:rFonts w:ascii="Times New Roman" w:cs="Times New Roman" w:eastAsia="Times New Roman" w:hAnsi="Times New Roman"/>
-          <w:b/>
-          <w:bCs/>
-          <w:sz w:val="24"/>
-          <w:szCs w:val="24"/>
-        </w:rPr>
-        <w:t xml:space="preserve">13.11. </w:t>
-      </w:r>
-      <w:r>
-        <w:rPr>
-          <w:rFonts w:ascii="Times New Roman" w:cs="Times New Roman" w:eastAsia="Times New Roman" w:hAnsi="Times New Roman"/>
-          <w:sz w:val="24"/>
-          <w:szCs w:val="24"/>
-        </w:rPr>
-        <w:t xml:space="preserve">В случае расторжения или прекращения настоящего Договора до полного исполнения Лизингополучателем своих обязательств и до перехода права собственности на Предмет лизинга к Лизингополучателю, Предмет лизинга подлежит возврату Лизингодателю в порядке, установленном настоящим Договором и законодательством Республики Казахстан, если иное не предусмотрено письменным соглашением Сторон.</w:t>
+        <w:t xml:space="preserve">14. СРОК ДЕЙСТВИЯ, ИЗМЕНЕНИЕ И РАСТОРЖЕНИЕ ДОГОВОРА</w:t>
+      </w:r>
+    </w:p>
+    <w:p>
+      <w:pPr>
+        <w:spacing w:after="80"/>
+        <w:jc w:val="both"/>
+      </w:pPr>
+      <w:r>
+        <w:rPr>
+          <w:rFonts w:ascii="Times New Roman" w:cs="Times New Roman" w:eastAsia="Times New Roman" w:hAnsi="Times New Roman"/>
+          <w:b/>
+          <w:bCs/>
+          <w:sz w:val="24"/>
+          <w:szCs w:val="24"/>
+        </w:rPr>
+        <w:t xml:space="preserve">14.1. </w:t>
+      </w:r>
+      <w:r>
+        <w:rPr>
+          <w:rFonts w:ascii="Times New Roman" w:cs="Times New Roman" w:eastAsia="Times New Roman" w:hAnsi="Times New Roman"/>
+          <w:sz w:val="24"/>
+          <w:szCs w:val="24"/>
+        </w:rPr>
+        <w:t xml:space="preserve">Договор вступает в силу и становится обязательным с даты его подписания Сторонами.</w:t>
+      </w:r>
+    </w:p>
+    <w:p>
+      <w:pPr>
+        <w:spacing w:after="80"/>
+        <w:jc w:val="both"/>
+      </w:pPr>
+      <w:r>
+        <w:rPr>
+          <w:rFonts w:ascii="Times New Roman" w:cs="Times New Roman" w:eastAsia="Times New Roman" w:hAnsi="Times New Roman"/>
+          <w:b/>
+          <w:bCs/>
+          <w:sz w:val="24"/>
+          <w:szCs w:val="24"/>
+        </w:rPr>
+        <w:t xml:space="preserve">14.2. </w:t>
+      </w:r>
+      <w:r>
+        <w:rPr>
+          <w:rFonts w:ascii="Times New Roman" w:cs="Times New Roman" w:eastAsia="Times New Roman" w:hAnsi="Times New Roman"/>
+          <w:sz w:val="24"/>
+          <w:szCs w:val="24"/>
+        </w:rPr>
+        <w:t xml:space="preserve">Настоящий Договор вступает в силу с даты его подписания Сторонами и действует до полного исполнения Сторонами своих обязательств, за исключением обязательств, которые в соответствии с настоящим Договором или законодательством Республики Казахстан сохраняют свое действие после прекращения Договора.</w:t>
+      </w:r>
+    </w:p>
+    <w:p>
+      <w:pPr>
+        <w:spacing w:after="80"/>
+        <w:jc w:val="both"/>
+      </w:pPr>
+      <w:r>
+        <w:rPr>
+          <w:rFonts w:ascii="Times New Roman" w:cs="Times New Roman" w:eastAsia="Times New Roman" w:hAnsi="Times New Roman"/>
+          <w:b/>
+          <w:bCs/>
+          <w:sz w:val="24"/>
+          <w:szCs w:val="24"/>
+        </w:rPr>
+        <w:t xml:space="preserve">14.4. </w:t>
+      </w:r>
+      <w:r>
+        <w:rPr>
+          <w:rFonts w:ascii="Times New Roman" w:cs="Times New Roman" w:eastAsia="Times New Roman" w:hAnsi="Times New Roman"/>
+          <w:sz w:val="24"/>
+          <w:szCs w:val="24"/>
+        </w:rPr>
+        <w:t xml:space="preserve">Настоящий Договор может быть расторгнут по соглашению Сторон, а также в одностороннем порядке либо по иным основаниям в случаях, предусмотренных настоящим Договором и законодательством Республики Казахстан.</w:t>
+      </w:r>
+    </w:p>
+    <w:p>
+      <w:pPr>
+        <w:spacing w:after="80"/>
+        <w:jc w:val="both"/>
+      </w:pPr>
+      <w:r>
+        <w:rPr>
+          <w:rFonts w:ascii="Times New Roman" w:cs="Times New Roman" w:eastAsia="Times New Roman" w:hAnsi="Times New Roman"/>
+          <w:b/>
+          <w:bCs/>
+          <w:sz w:val="24"/>
+          <w:szCs w:val="24"/>
+        </w:rPr>
+        <w:t xml:space="preserve">14.5. </w:t>
+      </w:r>
+      <w:r>
+        <w:rPr>
+          <w:rFonts w:ascii="Times New Roman" w:cs="Times New Roman" w:eastAsia="Times New Roman" w:hAnsi="Times New Roman"/>
+          <w:sz w:val="24"/>
+          <w:szCs w:val="24"/>
+        </w:rPr>
+        <w:t xml:space="preserve">Лизингодатель вправе потребовать досрочного исполнения Лизингополучателем всех обязательств по настоящему Договору и/или расторжения настоящего Договора в случае существенного нарушения Лизингополучателем условий настоящего Договора, в том числе при наличии просроченной задолженности по лизинговым платежам.</w:t>
+      </w:r>
+    </w:p>
+    <w:p>
+      <w:pPr>
+        <w:spacing w:after="80"/>
+        <w:jc w:val="both"/>
+      </w:pPr>
+      <w:r>
+        <w:rPr>
+          <w:rFonts w:ascii="Times New Roman" w:cs="Times New Roman" w:eastAsia="Times New Roman" w:hAnsi="Times New Roman"/>
+          <w:b/>
+          <w:bCs/>
+          <w:sz w:val="24"/>
+          <w:szCs w:val="24"/>
+        </w:rPr>
+        <w:t xml:space="preserve">14.7. </w:t>
+      </w:r>
+      <w:r>
+        <w:rPr>
+          <w:rFonts w:ascii="Times New Roman" w:cs="Times New Roman" w:eastAsia="Times New Roman" w:hAnsi="Times New Roman"/>
+          <w:sz w:val="24"/>
+          <w:szCs w:val="24"/>
+        </w:rPr>
+        <w:t xml:space="preserve">Лизингодатель вправе потребовать досрочного исполнения обязательств Лизингополучателем в случаях, предусмотренных настоящим Договором и законодательством Республики Казахстан, в том числе при существенном нарушении Лизингополучателем условий настоящего Договора.</w:t>
+      </w:r>
+    </w:p>
+    <w:p>
+      <w:pPr>
+        <w:spacing w:after="80"/>
+        <w:jc w:val="both"/>
+      </w:pPr>
+      <w:r>
+        <w:rPr>
+          <w:rFonts w:ascii="Times New Roman" w:cs="Times New Roman" w:eastAsia="Times New Roman" w:hAnsi="Times New Roman"/>
+          <w:b/>
+          <w:bCs/>
+          <w:sz w:val="24"/>
+          <w:szCs w:val="24"/>
+        </w:rPr>
+        <w:t xml:space="preserve">14.8. </w:t>
+      </w:r>
+      <w:r>
+        <w:rPr>
+          <w:rFonts w:ascii="Times New Roman" w:cs="Times New Roman" w:eastAsia="Times New Roman" w:hAnsi="Times New Roman"/>
+          <w:sz w:val="24"/>
+          <w:szCs w:val="24"/>
+        </w:rPr>
+        <w:t xml:space="preserve">В случае одностороннего расторжения, а равно одностороннего отказа Лизингодателя от исполнения настоящего Договора лизинга в виду неисполнения и/или ненадлежащего исполнения, своих обязательств Лизингополучателем, уплаченные Лизингодателю лизинговые и иные платежи (включая авансовые), а также первоначальные взносы Лизингополучателя, указанные в подпункте 3.2.1. пункта 3.2. настоящего Договора лизинга, которые Лизингополучатель оплатил Лизингодателю к моменту расторжения настоящего Договора лизинга, возврату не подлежат и остаются в распоряжении Лизингодателя.</w:t>
       </w:r>
     </w:p>
     <w:p>
@@ -1988,151 +2036,151 @@
           <w:sz w:val="24"/>
           <w:szCs w:val="24"/>
         </w:rPr>
-        <w:t xml:space="preserve">14. СРОК ДЕЙСТВИЯ, ИЗМЕНЕНИЕ И РАСТОРЖЕНИЕ ДОГОВОРА</w:t>
-      </w:r>
-    </w:p>
-    <w:p>
-      <w:pPr>
-        <w:spacing w:after="80"/>
-        <w:jc w:val="both"/>
-      </w:pPr>
-      <w:r>
-        <w:rPr>
-          <w:rFonts w:ascii="Times New Roman" w:cs="Times New Roman" w:eastAsia="Times New Roman" w:hAnsi="Times New Roman"/>
-          <w:b/>
-          <w:bCs/>
-          <w:sz w:val="24"/>
-          <w:szCs w:val="24"/>
-        </w:rPr>
-        <w:t xml:space="preserve">14.1. </w:t>
-      </w:r>
-      <w:r>
-        <w:rPr>
-          <w:rFonts w:ascii="Times New Roman" w:cs="Times New Roman" w:eastAsia="Times New Roman" w:hAnsi="Times New Roman"/>
-          <w:sz w:val="24"/>
-          <w:szCs w:val="24"/>
-        </w:rPr>
-        <w:t xml:space="preserve">Договор вступает в силу и становится обязательным с даты его подписания Сторонами.</w:t>
-      </w:r>
-    </w:p>
-    <w:p>
-      <w:pPr>
-        <w:spacing w:after="80"/>
-        <w:jc w:val="both"/>
-      </w:pPr>
-      <w:r>
-        <w:rPr>
-          <w:rFonts w:ascii="Times New Roman" w:cs="Times New Roman" w:eastAsia="Times New Roman" w:hAnsi="Times New Roman"/>
-          <w:b/>
-          <w:bCs/>
-          <w:sz w:val="24"/>
-          <w:szCs w:val="24"/>
-        </w:rPr>
-        <w:t xml:space="preserve">14.2. </w:t>
-      </w:r>
-      <w:r>
-        <w:rPr>
-          <w:rFonts w:ascii="Times New Roman" w:cs="Times New Roman" w:eastAsia="Times New Roman" w:hAnsi="Times New Roman"/>
-          <w:sz w:val="24"/>
-          <w:szCs w:val="24"/>
-        </w:rPr>
-        <w:t xml:space="preserve">Настоящий Договор вступает в силу с даты его подписания Сторонами и действует до полного исполнения Сторонами своих обязательств, за исключением обязательств, которые в соответствии с настоящим Договором или законодательством Республики Казахстан сохраняют свое действие после прекращения Договора.</w:t>
-      </w:r>
-    </w:p>
-    <w:p>
-      <w:pPr>
-        <w:spacing w:after="80"/>
-        <w:jc w:val="both"/>
-      </w:pPr>
-      <w:r>
-        <w:rPr>
-          <w:rFonts w:ascii="Times New Roman" w:cs="Times New Roman" w:eastAsia="Times New Roman" w:hAnsi="Times New Roman"/>
-          <w:b/>
-          <w:bCs/>
-          <w:sz w:val="24"/>
-          <w:szCs w:val="24"/>
-        </w:rPr>
-        <w:t xml:space="preserve">14.4. </w:t>
-      </w:r>
-      <w:r>
-        <w:rPr>
-          <w:rFonts w:ascii="Times New Roman" w:cs="Times New Roman" w:eastAsia="Times New Roman" w:hAnsi="Times New Roman"/>
-          <w:sz w:val="24"/>
-          <w:szCs w:val="24"/>
-        </w:rPr>
-        <w:t xml:space="preserve">Настоящий Договор может быть расторгнут по соглашению Сторон, а также в одностороннем порядке либо по иным основаниям в случаях, предусмотренных настоящим Договором и законодательством Республики Казахстан.</w:t>
-      </w:r>
-    </w:p>
-    <w:p>
-      <w:pPr>
-        <w:spacing w:after="80"/>
-        <w:jc w:val="both"/>
-      </w:pPr>
-      <w:r>
-        <w:rPr>
-          <w:rFonts w:ascii="Times New Roman" w:cs="Times New Roman" w:eastAsia="Times New Roman" w:hAnsi="Times New Roman"/>
-          <w:b/>
-          <w:bCs/>
-          <w:sz w:val="24"/>
-          <w:szCs w:val="24"/>
-        </w:rPr>
-        <w:t xml:space="preserve">14.5. </w:t>
-      </w:r>
-      <w:r>
-        <w:rPr>
-          <w:rFonts w:ascii="Times New Roman" w:cs="Times New Roman" w:eastAsia="Times New Roman" w:hAnsi="Times New Roman"/>
-          <w:sz w:val="24"/>
-          <w:szCs w:val="24"/>
-        </w:rPr>
-        <w:t xml:space="preserve">Лизингодатель вправе потребовать досрочного исполнения Лизингополучателем всех обязательств по настоящему Договору и/или расторжения настоящего Договора в случае существенного нарушения Лизингополучателем условий настоящего Договора, в том числе при наличии просроченной задолженности по лизинговым платежам.</w:t>
-      </w:r>
-    </w:p>
-    <w:p>
-      <w:pPr>
-        <w:spacing w:after="80"/>
-        <w:jc w:val="both"/>
-      </w:pPr>
-      <w:r>
-        <w:rPr>
-          <w:rFonts w:ascii="Times New Roman" w:cs="Times New Roman" w:eastAsia="Times New Roman" w:hAnsi="Times New Roman"/>
-          <w:b/>
-          <w:bCs/>
-          <w:sz w:val="24"/>
-          <w:szCs w:val="24"/>
-        </w:rPr>
-        <w:t xml:space="preserve">14.7. </w:t>
-      </w:r>
-      <w:r>
-        <w:rPr>
-          <w:rFonts w:ascii="Times New Roman" w:cs="Times New Roman" w:eastAsia="Times New Roman" w:hAnsi="Times New Roman"/>
-          <w:sz w:val="24"/>
-          <w:szCs w:val="24"/>
-        </w:rPr>
-        <w:t xml:space="preserve">Лизингодатель вправе потребовать досрочного исполнения обязательств Лизингополучателем в случаях, предусмотренных настоящим Договором и законодательством Республики Казахстан, в том числе при существенном нарушении Лизингополучателем условий настоящего Договора.</w:t>
-      </w:r>
-    </w:p>
-    <w:p>
-      <w:pPr>
-        <w:spacing w:after="80"/>
-        <w:jc w:val="both"/>
-      </w:pPr>
-      <w:r>
-        <w:rPr>
-          <w:rFonts w:ascii="Times New Roman" w:cs="Times New Roman" w:eastAsia="Times New Roman" w:hAnsi="Times New Roman"/>
-          <w:b/>
-          <w:bCs/>
-          <w:sz w:val="24"/>
-          <w:szCs w:val="24"/>
-        </w:rPr>
-        <w:t xml:space="preserve">14.8. </w:t>
-      </w:r>
-      <w:r>
-        <w:rPr>
-          <w:rFonts w:ascii="Times New Roman" w:cs="Times New Roman" w:eastAsia="Times New Roman" w:hAnsi="Times New Roman"/>
-          <w:sz w:val="24"/>
-          <w:szCs w:val="24"/>
-        </w:rPr>
-        <w:t xml:space="preserve">В случае одностороннего расторжения, а равно одностороннего отказа Лизингодателя от исполнения настоящего Договора лизинга в виду неисполнения и/или ненадлежащего исполнения, своих обязательств Лизингополучателем, уплаченные Лизингодателю лизинговые и иные платежи (включая авансовые), а также первоначальные взносы Лизингополучателя, указанные в подпункте 3.2.1. пункта 3.2. настоящего Договора лизинга, которые Лизингополучатель оплатил Лизингодателю к моменту расторжения настоящего Договора лизинга, возврату не подлежат и остаются в распоряжении Лизингодателя.</w:t>
+        <w:t xml:space="preserve">15. ФОРС-МАЖОР</w:t>
+      </w:r>
+    </w:p>
+    <w:p>
+      <w:pPr>
+        <w:spacing w:after="80"/>
+        <w:jc w:val="both"/>
+      </w:pPr>
+      <w:r>
+        <w:rPr>
+          <w:rFonts w:ascii="Times New Roman" w:cs="Times New Roman" w:eastAsia="Times New Roman" w:hAnsi="Times New Roman"/>
+          <w:b/>
+          <w:bCs/>
+          <w:sz w:val="24"/>
+          <w:szCs w:val="24"/>
+        </w:rPr>
+        <w:t xml:space="preserve">15.1. </w:t>
+      </w:r>
+      <w:r>
+        <w:rPr>
+          <w:rFonts w:ascii="Times New Roman" w:cs="Times New Roman" w:eastAsia="Times New Roman" w:hAnsi="Times New Roman"/>
+          <w:sz w:val="24"/>
+          <w:szCs w:val="24"/>
+        </w:rPr>
+        <w:t xml:space="preserve">Стороны освобождаются от ответственности за полное или частичное неисполнение либо ненадлежащее исполнение обязательств по настоящему Договору, если такое неисполнение явилось непосредственным следствием чрезвычайных и непредотвратимых при данных условиях обстоятельств непреодолимой силы (форс-мажор).</w:t>
+      </w:r>
+    </w:p>
+    <w:p>
+      <w:pPr>
+        <w:spacing w:after="80"/>
+        <w:jc w:val="both"/>
+      </w:pPr>
+      <w:r>
+        <w:rPr>
+          <w:rFonts w:ascii="Times New Roman" w:cs="Times New Roman" w:eastAsia="Times New Roman" w:hAnsi="Times New Roman"/>
+          <w:b/>
+          <w:bCs/>
+          <w:sz w:val="24"/>
+          <w:szCs w:val="24"/>
+        </w:rPr>
+        <w:t xml:space="preserve">15.2. </w:t>
+      </w:r>
+      <w:r>
+        <w:rPr>
+          <w:rFonts w:ascii="Times New Roman" w:cs="Times New Roman" w:eastAsia="Times New Roman" w:hAnsi="Times New Roman"/>
+          <w:sz w:val="24"/>
+          <w:szCs w:val="24"/>
+        </w:rPr>
+        <w:t xml:space="preserve">К обстоятельствам непреодолимой силы относятся чрезвычайные и непредотвратимые обстоятельства, возникновение которых Сторона не могла разумно предвидеть или предотвратить, включая стихийные бедствия, военные действия, чрезвычайные ситуации, массовые беспорядки, акты государственных органов, если такие обстоятельства непосредственно препятствуют исполнению обязательств по настоящему Договору.</w:t>
+      </w:r>
+    </w:p>
+    <w:p>
+      <w:pPr>
+        <w:spacing w:after="80"/>
+        <w:jc w:val="both"/>
+      </w:pPr>
+      <w:r>
+        <w:rPr>
+          <w:rFonts w:ascii="Times New Roman" w:cs="Times New Roman" w:eastAsia="Times New Roman" w:hAnsi="Times New Roman"/>
+          <w:b/>
+          <w:bCs/>
+          <w:sz w:val="24"/>
+          <w:szCs w:val="24"/>
+        </w:rPr>
+        <w:t xml:space="preserve">15.3. </w:t>
+      </w:r>
+      <w:r>
+        <w:rPr>
+          <w:rFonts w:ascii="Times New Roman" w:cs="Times New Roman" w:eastAsia="Times New Roman" w:hAnsi="Times New Roman"/>
+          <w:sz w:val="24"/>
+          <w:szCs w:val="24"/>
+        </w:rPr>
+        <w:t xml:space="preserve">При этом, факт возникновения обстоятельств непреодолимой силы должен быть документально подтвержден уполномоченным государственным органом того государства, на территории которого возникли такие обстоятельства.</w:t>
+      </w:r>
+    </w:p>
+    <w:p>
+      <w:pPr>
+        <w:spacing w:after="80"/>
+        <w:jc w:val="both"/>
+      </w:pPr>
+      <w:r>
+        <w:rPr>
+          <w:rFonts w:ascii="Times New Roman" w:cs="Times New Roman" w:eastAsia="Times New Roman" w:hAnsi="Times New Roman"/>
+          <w:b/>
+          <w:bCs/>
+          <w:sz w:val="24"/>
+          <w:szCs w:val="24"/>
+        </w:rPr>
+        <w:t xml:space="preserve">15.5. </w:t>
+      </w:r>
+      <w:r>
+        <w:rPr>
+          <w:rFonts w:ascii="Times New Roman" w:cs="Times New Roman" w:eastAsia="Times New Roman" w:hAnsi="Times New Roman"/>
+          <w:sz w:val="24"/>
+          <w:szCs w:val="24"/>
+        </w:rPr>
+        <w:t xml:space="preserve">Сторона, для которой возникли обстоятельства непреодолимой силы, обязана уведомить другую Сторону о наступлении таких обстоятельств в письменной форме в разумный срок, указав характер обстоятельств, предполагаемый срок их действия и влияние на исполнение обязательств.</w:t>
+      </w:r>
+    </w:p>
+    <w:p>
+      <w:pPr>
+        <w:spacing w:after="80"/>
+        <w:jc w:val="both"/>
+      </w:pPr>
+      <w:r>
+        <w:rPr>
+          <w:rFonts w:ascii="Times New Roman" w:cs="Times New Roman" w:eastAsia="Times New Roman" w:hAnsi="Times New Roman"/>
+          <w:b/>
+          <w:bCs/>
+          <w:sz w:val="24"/>
+          <w:szCs w:val="24"/>
+        </w:rPr>
+        <w:t xml:space="preserve">15.7. </w:t>
+      </w:r>
+      <w:r>
+        <w:rPr>
+          <w:rFonts w:ascii="Times New Roman" w:cs="Times New Roman" w:eastAsia="Times New Roman" w:hAnsi="Times New Roman"/>
+          <w:sz w:val="24"/>
+          <w:szCs w:val="24"/>
+        </w:rPr>
+        <w:t xml:space="preserve">Если обстоятельства непреодолимой силы продолжаются более 30 (тридцати) календарных дней подряд и препятствуют дальнейшему исполнению настоящего Договора, Стороны проводят переговоры о возможности дальнейшего исполнения, изменения либо прекращения настоящего Договора.</w:t>
+      </w:r>
+    </w:p>
+    <w:p>
+      <w:pPr>
+        <w:spacing w:after="80"/>
+        <w:jc w:val="both"/>
+      </w:pPr>
+      <w:r>
+        <w:rPr>
+          <w:rFonts w:ascii="Times New Roman" w:cs="Times New Roman" w:eastAsia="Times New Roman" w:hAnsi="Times New Roman"/>
+          <w:b/>
+          <w:bCs/>
+          <w:sz w:val="24"/>
+          <w:szCs w:val="24"/>
+        </w:rPr>
+        <w:t xml:space="preserve">15.8. </w:t>
+      </w:r>
+      <w:r>
+        <w:rPr>
+          <w:rFonts w:ascii="Times New Roman" w:cs="Times New Roman" w:eastAsia="Times New Roman" w:hAnsi="Times New Roman"/>
+          <w:sz w:val="24"/>
+          <w:szCs w:val="24"/>
+        </w:rPr>
+        <w:t xml:space="preserve">На период действия обстоятельств непреодолимой силы исполнение обязательств, объективно невозможных вследствие таких обстоятельств, приостанавливается в пределах, непосредственно обусловленных их действием.</w:t>
       </w:r>
     </w:p>
     <w:p>
@@ -2149,151 +2197,31 @@
           <w:sz w:val="24"/>
           <w:szCs w:val="24"/>
         </w:rPr>
-        <w:t xml:space="preserve">15. ФОРС-МАЖОР</w:t>
-      </w:r>
-    </w:p>
-    <w:p>
-      <w:pPr>
-        <w:spacing w:after="80"/>
-        <w:jc w:val="both"/>
-      </w:pPr>
-      <w:r>
-        <w:rPr>
-          <w:rFonts w:ascii="Times New Roman" w:cs="Times New Roman" w:eastAsia="Times New Roman" w:hAnsi="Times New Roman"/>
-          <w:b/>
-          <w:bCs/>
-          <w:sz w:val="24"/>
-          <w:szCs w:val="24"/>
-        </w:rPr>
-        <w:t xml:space="preserve">15.1. </w:t>
-      </w:r>
-      <w:r>
-        <w:rPr>
-          <w:rFonts w:ascii="Times New Roman" w:cs="Times New Roman" w:eastAsia="Times New Roman" w:hAnsi="Times New Roman"/>
-          <w:sz w:val="24"/>
-          <w:szCs w:val="24"/>
-        </w:rPr>
-        <w:t xml:space="preserve">Стороны освобождаются от ответственности за полное или частичное неисполнение либо ненадлежащее исполнение обязательств по настоящему Договору, если такое неисполнение явилось непосредственным следствием чрезвычайных и непредотвратимых при данных условиях обстоятельств непреодолимой силы (форс-мажор).</w:t>
-      </w:r>
-    </w:p>
-    <w:p>
-      <w:pPr>
-        <w:spacing w:after="80"/>
-        <w:jc w:val="both"/>
-      </w:pPr>
-      <w:r>
-        <w:rPr>
-          <w:rFonts w:ascii="Times New Roman" w:cs="Times New Roman" w:eastAsia="Times New Roman" w:hAnsi="Times New Roman"/>
-          <w:b/>
-          <w:bCs/>
-          <w:sz w:val="24"/>
-          <w:szCs w:val="24"/>
-        </w:rPr>
-        <w:t xml:space="preserve">15.2. </w:t>
-      </w:r>
-      <w:r>
-        <w:rPr>
-          <w:rFonts w:ascii="Times New Roman" w:cs="Times New Roman" w:eastAsia="Times New Roman" w:hAnsi="Times New Roman"/>
-          <w:sz w:val="24"/>
-          <w:szCs w:val="24"/>
-        </w:rPr>
-        <w:t xml:space="preserve">К обстоятельствам непреодолимой силы относятся чрезвычайные и непредотвратимые обстоятельства, возникновение которых Сторона не могла разумно предвидеть или предотвратить, включая стихийные бедствия, военные действия, чрезвычайные ситуации, массовые беспорядки, акты государственных органов, если такие обстоятельства непосредственно препятствуют исполнению обязательств по настоящему Договору.</w:t>
-      </w:r>
-    </w:p>
-    <w:p>
-      <w:pPr>
-        <w:spacing w:after="80"/>
-        <w:jc w:val="both"/>
-      </w:pPr>
-      <w:r>
-        <w:rPr>
-          <w:rFonts w:ascii="Times New Roman" w:cs="Times New Roman" w:eastAsia="Times New Roman" w:hAnsi="Times New Roman"/>
-          <w:b/>
-          <w:bCs/>
-          <w:sz w:val="24"/>
-          <w:szCs w:val="24"/>
-        </w:rPr>
-        <w:t xml:space="preserve">15.3. </w:t>
-      </w:r>
-      <w:r>
-        <w:rPr>
-          <w:rFonts w:ascii="Times New Roman" w:cs="Times New Roman" w:eastAsia="Times New Roman" w:hAnsi="Times New Roman"/>
-          <w:sz w:val="24"/>
-          <w:szCs w:val="24"/>
-        </w:rPr>
-        <w:t xml:space="preserve">При этом, факт возникновения обстоятельств непреодолимой силы должен быть документально подтвержден уполномоченным государственным органом того государства, на территории которого возникли такие обстоятельства.</w:t>
-      </w:r>
-    </w:p>
-    <w:p>
-      <w:pPr>
-        <w:spacing w:after="80"/>
-        <w:jc w:val="both"/>
-      </w:pPr>
-      <w:r>
-        <w:rPr>
-          <w:rFonts w:ascii="Times New Roman" w:cs="Times New Roman" w:eastAsia="Times New Roman" w:hAnsi="Times New Roman"/>
-          <w:b/>
-          <w:bCs/>
-          <w:sz w:val="24"/>
-          <w:szCs w:val="24"/>
-        </w:rPr>
-        <w:t xml:space="preserve">15.5. </w:t>
-      </w:r>
-      <w:r>
-        <w:rPr>
-          <w:rFonts w:ascii="Times New Roman" w:cs="Times New Roman" w:eastAsia="Times New Roman" w:hAnsi="Times New Roman"/>
-          <w:sz w:val="24"/>
-          <w:szCs w:val="24"/>
-        </w:rPr>
-        <w:t xml:space="preserve">Сторона, для которой возникли обстоятельства непреодолимой силы, обязана уведомить другую Сторону о наступлении таких обстоятельств в письменной форме в разумный срок, указав характер обстоятельств, предполагаемый срок их действия и влияние на исполнение обязательств.</w:t>
-      </w:r>
-    </w:p>
-    <w:p>
-      <w:pPr>
-        <w:spacing w:after="80"/>
-        <w:jc w:val="both"/>
-      </w:pPr>
-      <w:r>
-        <w:rPr>
-          <w:rFonts w:ascii="Times New Roman" w:cs="Times New Roman" w:eastAsia="Times New Roman" w:hAnsi="Times New Roman"/>
-          <w:b/>
-          <w:bCs/>
-          <w:sz w:val="24"/>
-          <w:szCs w:val="24"/>
-        </w:rPr>
-        <w:t xml:space="preserve">15.7. </w:t>
-      </w:r>
-      <w:r>
-        <w:rPr>
-          <w:rFonts w:ascii="Times New Roman" w:cs="Times New Roman" w:eastAsia="Times New Roman" w:hAnsi="Times New Roman"/>
-          <w:sz w:val="24"/>
-          <w:szCs w:val="24"/>
-        </w:rPr>
-        <w:t xml:space="preserve">Если обстоятельства непреодолимой силы продолжаются более 30 (тридцати) календарных дней подряд и препятствуют дальнейшему исполнению настоящего Договора, Стороны проводят переговоры о возможности дальнейшего исполнения, изменения либо прекращения настоящего Договора.</w:t>
-      </w:r>
-    </w:p>
-    <w:p>
-      <w:pPr>
-        <w:spacing w:after="80"/>
-        <w:jc w:val="both"/>
-      </w:pPr>
-      <w:r>
-        <w:rPr>
-          <w:rFonts w:ascii="Times New Roman" w:cs="Times New Roman" w:eastAsia="Times New Roman" w:hAnsi="Times New Roman"/>
-          <w:b/>
-          <w:bCs/>
-          <w:sz w:val="24"/>
-          <w:szCs w:val="24"/>
-        </w:rPr>
-        <w:t xml:space="preserve">15.8. </w:t>
-      </w:r>
-      <w:r>
-        <w:rPr>
-          <w:rFonts w:ascii="Times New Roman" w:cs="Times New Roman" w:eastAsia="Times New Roman" w:hAnsi="Times New Roman"/>
-          <w:sz w:val="24"/>
-          <w:szCs w:val="24"/>
-        </w:rPr>
-        <w:t xml:space="preserve">На период действия обстоятельств непреодолимой силы исполнение обязательств, объективно невозможных вследствие таких обстоятельств, приостанавливается в пределах, непосредственно обусловленных их действием.</w:t>
+        <w:t xml:space="preserve">16. РАЗРЕШЕНИЕ СПОРОВ И ПРИМЕНИМОЕ ПРАВО</w:t>
+      </w:r>
+    </w:p>
+    <w:p>
+      <w:pPr>
+        <w:spacing w:after="80"/>
+        <w:jc w:val="both"/>
+      </w:pPr>
+      <w:r>
+        <w:rPr>
+          <w:rFonts w:ascii="Times New Roman" w:cs="Times New Roman" w:eastAsia="Times New Roman" w:hAnsi="Times New Roman"/>
+          <w:b/>
+          <w:bCs/>
+          <w:sz w:val="24"/>
+          <w:szCs w:val="24"/>
+        </w:rPr>
+        <w:t xml:space="preserve">16.2. </w:t>
+      </w:r>
+      <w:r>
+        <w:rPr>
+          <w:rFonts w:ascii="Times New Roman" w:cs="Times New Roman" w:eastAsia="Times New Roman" w:hAnsi="Times New Roman"/>
+          <w:sz w:val="24"/>
+          <w:szCs w:val="24"/>
+        </w:rPr>
+        <w:t xml:space="preserve">В случае недостижения соглашения путем переговоров спор подлежит разрешению в судебном порядке в соответствии с законодательством Республики Казахстан.</w:t>
       </w:r>
     </w:p>
     <w:p>
@@ -2310,31 +2238,148 @@
           <w:sz w:val="24"/>
           <w:szCs w:val="24"/>
         </w:rPr>
-        <w:t xml:space="preserve">16. РАЗРЕШЕНИЕ СПОРОВ И ПРИМЕНИМОЕ ПРАВО</w:t>
-      </w:r>
-    </w:p>
-    <w:p>
-      <w:pPr>
-        <w:spacing w:after="80"/>
-        <w:jc w:val="both"/>
-      </w:pPr>
-      <w:r>
-        <w:rPr>
-          <w:rFonts w:ascii="Times New Roman" w:cs="Times New Roman" w:eastAsia="Times New Roman" w:hAnsi="Times New Roman"/>
-          <w:b/>
-          <w:bCs/>
-          <w:sz w:val="24"/>
-          <w:szCs w:val="24"/>
-        </w:rPr>
-        <w:t xml:space="preserve">16.2. </w:t>
-      </w:r>
-      <w:r>
-        <w:rPr>
-          <w:rFonts w:ascii="Times New Roman" w:cs="Times New Roman" w:eastAsia="Times New Roman" w:hAnsi="Times New Roman"/>
-          <w:sz w:val="24"/>
-          <w:szCs w:val="24"/>
-        </w:rPr>
-        <w:t xml:space="preserve">В случае недостижения соглашения путем переговоров спор подлежит разрешению в судебном порядке в соответствии с законодательством Республики Казахстан.</w:t>
+        <w:t xml:space="preserve">17. ЗАКЛЮЧИТЕЛЬНЫЕ ПОЛОЖЕНИЯ</w:t>
+      </w:r>
+    </w:p>
+    <w:p>
+      <w:pPr>
+        <w:spacing w:after="80"/>
+        <w:jc w:val="both"/>
+      </w:pPr>
+      <w:r>
+        <w:rPr>
+          <w:rFonts w:ascii="Times New Roman" w:cs="Times New Roman" w:eastAsia="Times New Roman" w:hAnsi="Times New Roman"/>
+          <w:b/>
+          <w:bCs/>
+          <w:sz w:val="24"/>
+          <w:szCs w:val="24"/>
+        </w:rPr>
+        <w:t xml:space="preserve">17.1. </w:t>
+      </w:r>
+      <w:r>
+        <w:rPr>
+          <w:rFonts w:ascii="Times New Roman" w:cs="Times New Roman" w:eastAsia="Times New Roman" w:hAnsi="Times New Roman"/>
+          <w:sz w:val="24"/>
+          <w:szCs w:val="24"/>
+        </w:rPr>
+        <w:t xml:space="preserve">Все Приложения, указанные в Договоре, являются его неотъемлемой частью.</w:t>
+      </w:r>
+    </w:p>
+    <w:p>
+      <w:pPr>
+        <w:spacing w:after="80"/>
+        <w:jc w:val="both"/>
+      </w:pPr>
+      <w:r>
+        <w:rPr>
+          <w:rFonts w:ascii="Times New Roman" w:cs="Times New Roman" w:eastAsia="Times New Roman" w:hAnsi="Times New Roman"/>
+          <w:b/>
+          <w:bCs/>
+          <w:sz w:val="24"/>
+          <w:szCs w:val="24"/>
+        </w:rPr>
+        <w:t xml:space="preserve">17.4. </w:t>
+      </w:r>
+      <w:r>
+        <w:rPr>
+          <w:rFonts w:ascii="Times New Roman" w:cs="Times New Roman" w:eastAsia="Times New Roman" w:hAnsi="Times New Roman"/>
+          <w:sz w:val="24"/>
+          <w:szCs w:val="24"/>
+        </w:rPr>
+        <w:t xml:space="preserve">Стороны обязуются соблюдать законодательство Республики Казахстан в сфере противодействия коррупции и не совершать действий, которые могут повлечь нарушение требований антикоррупционного законодательства.</w:t>
+      </w:r>
+      <w:r>
+        <w:rPr>
+          <w:rFonts w:ascii="Times New Roman" w:cs="Times New Roman" w:eastAsia="Times New Roman" w:hAnsi="Times New Roman"/>
+          <w:sz w:val="24"/>
+          <w:szCs w:val="24"/>
+        </w:rPr>
+        <w:br/>
+        <w:t xml:space="preserve">Каждая из Сторон обязуется не предлагать, не обещать, не предоставлять и не передавать прямо или косвенно денежные средства, подарки, имущество, услуги, имущественные права или иные выгоды работникам, представителям или должностным лицам другой Стороны с целью незаконного влияния на принятие ими решений, совершение действий либо бездействие.</w:t>
+      </w:r>
+      <w:r>
+        <w:rPr>
+          <w:rFonts w:ascii="Times New Roman" w:cs="Times New Roman" w:eastAsia="Times New Roman" w:hAnsi="Times New Roman"/>
+          <w:sz w:val="24"/>
+          <w:szCs w:val="24"/>
+        </w:rPr>
+        <w:br/>
+        <w:t xml:space="preserve">Стороны обязуются не требовать и не принимать от другой Стороны, ее работников, представителей или третьих лиц незаконное вознаграждение, подарки, услуги либо иные выгоды в связи с заключением, исполнением, изменением или прекращением настоящего Договора.</w:t>
+      </w:r>
+      <w:r>
+        <w:rPr>
+          <w:rFonts w:ascii="Times New Roman" w:cs="Times New Roman" w:eastAsia="Times New Roman" w:hAnsi="Times New Roman"/>
+          <w:sz w:val="24"/>
+          <w:szCs w:val="24"/>
+        </w:rPr>
+        <w:br/>
+        <w:t xml:space="preserve">В случае если Стороне станет известно о фактах или обстоятельствах, которые могут свидетельствовать о совершении коррупционного правонарушения в связи с настоящим Договором, такая Сторона обязуется незамедлительно уведомить об этом другую Сторону.</w:t>
+      </w:r>
+      <w:r>
+        <w:rPr>
+          <w:rFonts w:ascii="Times New Roman" w:cs="Times New Roman" w:eastAsia="Times New Roman" w:hAnsi="Times New Roman"/>
+          <w:sz w:val="24"/>
+          <w:szCs w:val="24"/>
+        </w:rPr>
+        <w:br/>
+        <w:t xml:space="preserve">Сторона, нарушившая требования настоящего раздела, несет ответственность в соответствии с законодательством Республики Казахстан и обязана возместить другой Стороне документально подтвержденные убытки, причиненные таким нарушением.</w:t>
+      </w:r>
+      <w:r>
+        <w:rPr>
+          <w:rFonts w:ascii="Times New Roman" w:cs="Times New Roman" w:eastAsia="Times New Roman" w:hAnsi="Times New Roman"/>
+          <w:sz w:val="24"/>
+          <w:szCs w:val="24"/>
+        </w:rPr>
+        <w:br/>
+        <w:t xml:space="preserve">Нарушение антикоррупционных требований является основанием для применения соответствующей Стороной предусмотренных законодательством Республики Казахстан и настоящим Договором мер защиты и ответственности.</w:t>
+      </w:r>
+    </w:p>
+    <w:p>
+      <w:pPr>
+        <w:spacing w:after="80"/>
+        <w:jc w:val="both"/>
+      </w:pPr>
+      <w:r>
+        <w:rPr>
+          <w:rFonts w:ascii="Times New Roman" w:cs="Times New Roman" w:eastAsia="Times New Roman" w:hAnsi="Times New Roman"/>
+          <w:b/>
+          <w:bCs/>
+          <w:sz w:val="24"/>
+          <w:szCs w:val="24"/>
+        </w:rPr>
+        <w:t xml:space="preserve">17.8. </w:t>
+      </w:r>
+      <w:r>
+        <w:rPr>
+          <w:rFonts w:ascii="Times New Roman" w:cs="Times New Roman" w:eastAsia="Times New Roman" w:hAnsi="Times New Roman"/>
+          <w:sz w:val="24"/>
+          <w:szCs w:val="24"/>
+        </w:rPr>
+        <w:t xml:space="preserve">Настоящий Договор составлен в двух экземплярах на русском и казахском языках, по одному для каждой из Сторон, каждый из которых имеет одинаковую юридическую силу.</w:t>
+      </w:r>
+    </w:p>
+    <w:p>
+      <w:pPr>
+        <w:spacing w:after="80"/>
+        <w:jc w:val="both"/>
+      </w:pPr>
+      <w:r>
+        <w:rPr>
+          <w:rFonts w:ascii="Times New Roman" w:cs="Times New Roman" w:eastAsia="Times New Roman" w:hAnsi="Times New Roman"/>
+          <w:b/>
+          <w:bCs/>
+          <w:sz w:val="24"/>
+          <w:szCs w:val="24"/>
+        </w:rPr>
+        <w:t xml:space="preserve">17.9. </w:t>
+      </w:r>
+      <w:r>
+        <w:rPr>
+          <w:rFonts w:ascii="Times New Roman" w:cs="Times New Roman" w:eastAsia="Times New Roman" w:hAnsi="Times New Roman"/>
+          <w:sz w:val="24"/>
+          <w:szCs w:val="24"/>
+        </w:rPr>
+        <w:t xml:space="preserve">Настоящий Договор составлен в двух экземплярах на русском и казахском языках, по одному для каждой из Сторон, каждый из которых имеет одинаковую юридическую силу.</w:t>
       </w:r>
     </w:p>
     <w:p>
@@ -2351,196 +2396,259 @@
           <w:sz w:val="24"/>
           <w:szCs w:val="24"/>
         </w:rPr>
-        <w:t xml:space="preserve">17. ЗАКЛЮЧИТЕЛЬНЫЕ ПОЛОЖЕНИЯ</w:t>
-      </w:r>
-    </w:p>
-    <w:p>
-      <w:pPr>
-        <w:spacing w:after="80"/>
-        <w:jc w:val="both"/>
-      </w:pPr>
-      <w:r>
-        <w:rPr>
-          <w:rFonts w:ascii="Times New Roman" w:cs="Times New Roman" w:eastAsia="Times New Roman" w:hAnsi="Times New Roman"/>
-          <w:b/>
-          <w:bCs/>
-          <w:sz w:val="24"/>
-          <w:szCs w:val="24"/>
-        </w:rPr>
-        <w:t xml:space="preserve">17.1. </w:t>
-      </w:r>
-      <w:r>
-        <w:rPr>
-          <w:rFonts w:ascii="Times New Roman" w:cs="Times New Roman" w:eastAsia="Times New Roman" w:hAnsi="Times New Roman"/>
-          <w:sz w:val="24"/>
-          <w:szCs w:val="24"/>
-        </w:rPr>
-        <w:t xml:space="preserve">Все Приложения, указанные в Договоре, являются его неотъемлемой частью.</w:t>
-      </w:r>
-    </w:p>
-    <w:p>
-      <w:pPr>
-        <w:spacing w:after="80"/>
-        <w:jc w:val="both"/>
-      </w:pPr>
-      <w:r>
-        <w:rPr>
-          <w:rFonts w:ascii="Times New Roman" w:cs="Times New Roman" w:eastAsia="Times New Roman" w:hAnsi="Times New Roman"/>
-          <w:b/>
-          <w:bCs/>
-          <w:sz w:val="24"/>
-          <w:szCs w:val="24"/>
-        </w:rPr>
-        <w:t xml:space="preserve">17.2. </w:t>
-      </w:r>
-      <w:r>
-        <w:rPr>
-          <w:rFonts w:ascii="Times New Roman" w:cs="Times New Roman" w:eastAsia="Times New Roman" w:hAnsi="Times New Roman"/>
-          <w:sz w:val="24"/>
-          <w:szCs w:val="24"/>
-        </w:rPr>
-        <w:t xml:space="preserve">[не предусмотрено]</w:t>
-      </w:r>
-    </w:p>
-    <w:p>
-      <w:pPr>
-        <w:spacing w:after="80"/>
-        <w:jc w:val="both"/>
-      </w:pPr>
-      <w:r>
-        <w:rPr>
-          <w:rFonts w:ascii="Times New Roman" w:cs="Times New Roman" w:eastAsia="Times New Roman" w:hAnsi="Times New Roman"/>
-          <w:b/>
-          <w:bCs/>
-          <w:sz w:val="24"/>
-          <w:szCs w:val="24"/>
-        </w:rPr>
-        <w:t xml:space="preserve">17.3. </w:t>
-      </w:r>
-      <w:r>
-        <w:rPr>
-          <w:rFonts w:ascii="Times New Roman" w:cs="Times New Roman" w:eastAsia="Times New Roman" w:hAnsi="Times New Roman"/>
-          <w:sz w:val="24"/>
-          <w:szCs w:val="24"/>
-        </w:rPr>
-        <w:t xml:space="preserve">[не предусмотрено]</w:t>
-      </w:r>
-    </w:p>
-    <w:p>
-      <w:pPr>
-        <w:spacing w:after="80"/>
-        <w:jc w:val="both"/>
-      </w:pPr>
-      <w:r>
-        <w:rPr>
-          <w:rFonts w:ascii="Times New Roman" w:cs="Times New Roman" w:eastAsia="Times New Roman" w:hAnsi="Times New Roman"/>
-          <w:b/>
-          <w:bCs/>
-          <w:sz w:val="24"/>
-          <w:szCs w:val="24"/>
-        </w:rPr>
-        <w:t xml:space="preserve">17.4. </w:t>
-      </w:r>
-      <w:r>
-        <w:rPr>
-          <w:rFonts w:ascii="Times New Roman" w:cs="Times New Roman" w:eastAsia="Times New Roman" w:hAnsi="Times New Roman"/>
-          <w:sz w:val="24"/>
-          <w:szCs w:val="24"/>
-        </w:rPr>
-        <w:t xml:space="preserve">Стороны обязуются соблюдать законодательство Республики Казахстан в сфере противодействия коррупции и не совершать действий, которые могут повлечь нарушение требований антикоррупционного законодательства.</w:t>
-      </w:r>
-      <w:r>
-        <w:rPr>
-          <w:rFonts w:ascii="Times New Roman" w:cs="Times New Roman" w:eastAsia="Times New Roman" w:hAnsi="Times New Roman"/>
-          <w:sz w:val="24"/>
-          <w:szCs w:val="24"/>
-        </w:rPr>
-        <w:br/>
-        <w:t xml:space="preserve">Каждая из Сторон обязуется не предлагать, не обещать, не предоставлять и не передавать прямо или косвенно денежные средства, подарки, имущество, услуги, имущественные права или иные выгоды работникам, представителям или должностным лицам другой Стороны с целью незаконного влияния на принятие ими решений, совершение действий либо бездействие.</w:t>
-      </w:r>
-      <w:r>
-        <w:rPr>
-          <w:rFonts w:ascii="Times New Roman" w:cs="Times New Roman" w:eastAsia="Times New Roman" w:hAnsi="Times New Roman"/>
-          <w:sz w:val="24"/>
-          <w:szCs w:val="24"/>
-        </w:rPr>
-        <w:br/>
-        <w:t xml:space="preserve">Стороны обязуются не требовать и не принимать от другой Стороны, ее работников, представителей или третьих лиц незаконное вознаграждение, подарки, услуги либо иные выгоды в связи с заключением, исполнением, изменением или прекращением настоящего Договора.</w:t>
-      </w:r>
-      <w:r>
-        <w:rPr>
-          <w:rFonts w:ascii="Times New Roman" w:cs="Times New Roman" w:eastAsia="Times New Roman" w:hAnsi="Times New Roman"/>
-          <w:sz w:val="24"/>
-          <w:szCs w:val="24"/>
-        </w:rPr>
-        <w:br/>
-        <w:t xml:space="preserve">В случае если Стороне станет известно о фактах или обстоятельствах, которые могут свидетельствовать о совершении коррупционного правонарушения в связи с настоящим Договором, такая Сторона обязуется незамедлительно уведомить об этом другую Сторону.</w:t>
-      </w:r>
-      <w:r>
-        <w:rPr>
-          <w:rFonts w:ascii="Times New Roman" w:cs="Times New Roman" w:eastAsia="Times New Roman" w:hAnsi="Times New Roman"/>
-          <w:sz w:val="24"/>
-          <w:szCs w:val="24"/>
-        </w:rPr>
-        <w:br/>
-        <w:t xml:space="preserve">Сторона, нарушившая требования настоящего раздела, несет ответственность в соответствии с законодательством Республики Казахстан и обязана возместить другой Стороне документально подтвержденные убытки, причиненные таким нарушением.</w:t>
-      </w:r>
-      <w:r>
-        <w:rPr>
-          <w:rFonts w:ascii="Times New Roman" w:cs="Times New Roman" w:eastAsia="Times New Roman" w:hAnsi="Times New Roman"/>
-          <w:sz w:val="24"/>
-          <w:szCs w:val="24"/>
-        </w:rPr>
-        <w:br/>
-        <w:t xml:space="preserve">Нарушение антикоррупционных требований является основанием для применения соответствующей Стороной предусмотренных законодательством Республики Казахстан и настоящим Договором мер защиты и ответственности.</w:t>
-      </w:r>
-    </w:p>
-    <w:p>
-      <w:pPr>
-        <w:spacing w:after="80"/>
-        <w:jc w:val="both"/>
-      </w:pPr>
-      <w:r>
-        <w:rPr>
-          <w:rFonts w:ascii="Times New Roman" w:cs="Times New Roman" w:eastAsia="Times New Roman" w:hAnsi="Times New Roman"/>
-          <w:b/>
-          <w:bCs/>
-          <w:sz w:val="24"/>
-          <w:szCs w:val="24"/>
-        </w:rPr>
-        <w:t xml:space="preserve">17.8. </w:t>
-      </w:r>
-      <w:r>
-        <w:rPr>
-          <w:rFonts w:ascii="Times New Roman" w:cs="Times New Roman" w:eastAsia="Times New Roman" w:hAnsi="Times New Roman"/>
-          <w:sz w:val="24"/>
-          <w:szCs w:val="24"/>
-        </w:rPr>
-        <w:t xml:space="preserve">Настоящий Договор составлен в двух экземплярах на русском и казахском языках, по одному для каждой из Сторон, каждый из которых имеет одинаковую юридическую силу.</w:t>
-      </w:r>
-    </w:p>
-    <w:p>
-      <w:pPr>
-        <w:spacing w:after="80"/>
-        <w:jc w:val="both"/>
-      </w:pPr>
-      <w:r>
-        <w:rPr>
-          <w:rFonts w:ascii="Times New Roman" w:cs="Times New Roman" w:eastAsia="Times New Roman" w:hAnsi="Times New Roman"/>
-          <w:b/>
-          <w:bCs/>
-          <w:sz w:val="24"/>
-          <w:szCs w:val="24"/>
-        </w:rPr>
-        <w:t xml:space="preserve">17.9. </w:t>
-      </w:r>
-      <w:r>
-        <w:rPr>
-          <w:rFonts w:ascii="Times New Roman" w:cs="Times New Roman" w:eastAsia="Times New Roman" w:hAnsi="Times New Roman"/>
-          <w:sz w:val="24"/>
-          <w:szCs w:val="24"/>
-        </w:rPr>
-        <w:t xml:space="preserve">Настоящий Договор составлен в двух экземплярах на русском и казахском языках, по одному для каждой из Сторон, каждый из которых имеет одинаковую юридическую силу.</w:t>
+        <w:t xml:space="preserve">18. АДРЕСА, РЕКВИЗИТЫ И ПОДПИСИ СТОРОН</w:t>
+      </w:r>
+    </w:p>
+    <w:p>
+      <w:pPr>
+        <w:spacing w:after="80"/>
+        <w:jc w:val="both"/>
+      </w:pPr>
+      <w:r>
+        <w:rPr>
+          <w:rFonts w:ascii="Times New Roman" w:cs="Times New Roman" w:eastAsia="Times New Roman" w:hAnsi="Times New Roman"/>
+          <w:b/>
+          <w:bCs/>
+          <w:sz w:val="24"/>
+          <w:szCs w:val="24"/>
+        </w:rPr>
+        <w:t xml:space="preserve">18.1. </w:t>
+      </w:r>
+      <w:r>
+        <w:rPr>
+          <w:rFonts w:ascii="Times New Roman" w:cs="Times New Roman" w:eastAsia="Times New Roman" w:hAnsi="Times New Roman"/>
+          <w:sz w:val="24"/>
+          <w:szCs w:val="24"/>
+        </w:rPr>
+        <w:t xml:space="preserve">ЛИЗИНГОДАТЕЛЬ:</w:t>
+      </w:r>
+      <w:r>
+        <w:rPr>
+          <w:rFonts w:ascii="Times New Roman" w:cs="Times New Roman" w:eastAsia="Times New Roman" w:hAnsi="Times New Roman"/>
+          <w:sz w:val="24"/>
+          <w:szCs w:val="24"/>
+        </w:rPr>
+        <w:br/>
+        <w:t xml:space="preserve">АО «[наименование лизингодателя]»</w:t>
+      </w:r>
+      <w:r>
+        <w:rPr>
+          <w:rFonts w:ascii="Times New Roman" w:cs="Times New Roman" w:eastAsia="Times New Roman" w:hAnsi="Times New Roman"/>
+          <w:sz w:val="24"/>
+          <w:szCs w:val="24"/>
+        </w:rPr>
+        <w:br/>
+        <w:t xml:space="preserve">Адрес: [реквизиты]</w:t>
+      </w:r>
+      <w:r>
+        <w:rPr>
+          <w:rFonts w:ascii="Times New Roman" w:cs="Times New Roman" w:eastAsia="Times New Roman" w:hAnsi="Times New Roman"/>
+          <w:sz w:val="24"/>
+          <w:szCs w:val="24"/>
+        </w:rPr>
+        <w:br/>
+        <w:t xml:space="preserve">ИИК: [реквизиты]</w:t>
+      </w:r>
+      <w:r>
+        <w:rPr>
+          <w:rFonts w:ascii="Times New Roman" w:cs="Times New Roman" w:eastAsia="Times New Roman" w:hAnsi="Times New Roman"/>
+          <w:sz w:val="24"/>
+          <w:szCs w:val="24"/>
+        </w:rPr>
+        <w:br/>
+        <w:t xml:space="preserve">БИК: [реквизиты]</w:t>
+      </w:r>
+      <w:r>
+        <w:rPr>
+          <w:rFonts w:ascii="Times New Roman" w:cs="Times New Roman" w:eastAsia="Times New Roman" w:hAnsi="Times New Roman"/>
+          <w:sz w:val="24"/>
+          <w:szCs w:val="24"/>
+        </w:rPr>
+        <w:br/>
+        <w:t xml:space="preserve">БИН: [реквизиты]</w:t>
+      </w:r>
+      <w:r>
+        <w:rPr>
+          <w:rFonts w:ascii="Times New Roman" w:cs="Times New Roman" w:eastAsia="Times New Roman" w:hAnsi="Times New Roman"/>
+          <w:sz w:val="24"/>
+          <w:szCs w:val="24"/>
+        </w:rPr>
+        <w:br/>
+        <w:t xml:space="preserve">[должность]</w:t>
+      </w:r>
+      <w:r>
+        <w:rPr>
+          <w:rFonts w:ascii="Times New Roman" w:cs="Times New Roman" w:eastAsia="Times New Roman" w:hAnsi="Times New Roman"/>
+          <w:sz w:val="24"/>
+          <w:szCs w:val="24"/>
+        </w:rPr>
+        <w:br/>
+        <w:t xml:space="preserve">______________________</w:t>
+      </w:r>
+      <w:r>
+        <w:rPr>
+          <w:rFonts w:ascii="Times New Roman" w:cs="Times New Roman" w:eastAsia="Times New Roman" w:hAnsi="Times New Roman"/>
+          <w:sz w:val="24"/>
+          <w:szCs w:val="24"/>
+        </w:rPr>
+        <w:br/>
+        <w:t xml:space="preserve">м.п.</w:t>
+      </w:r>
+    </w:p>
+    <w:p>
+      <w:pPr>
+        <w:spacing w:after="80"/>
+        <w:jc w:val="both"/>
+      </w:pPr>
+      <w:r>
+        <w:rPr>
+          <w:rFonts w:ascii="Times New Roman" w:cs="Times New Roman" w:eastAsia="Times New Roman" w:hAnsi="Times New Roman"/>
+          <w:b/>
+          <w:bCs/>
+          <w:sz w:val="24"/>
+          <w:szCs w:val="24"/>
+        </w:rPr>
+        <w:t xml:space="preserve">18.2. </w:t>
+      </w:r>
+      <w:r>
+        <w:rPr>
+          <w:rFonts w:ascii="Times New Roman" w:cs="Times New Roman" w:eastAsia="Times New Roman" w:hAnsi="Times New Roman"/>
+          <w:sz w:val="24"/>
+          <w:szCs w:val="24"/>
+        </w:rPr>
+        <w:t xml:space="preserve">ПАРТНЕР</w:t>
+      </w:r>
+      <w:r>
+        <w:rPr>
+          <w:rFonts w:ascii="Times New Roman" w:cs="Times New Roman" w:eastAsia="Times New Roman" w:hAnsi="Times New Roman"/>
+          <w:sz w:val="24"/>
+          <w:szCs w:val="24"/>
+        </w:rPr>
+        <w:br/>
+        <w:t xml:space="preserve">Товарищество с ограниченной ответственностью «[наименование МФО-партнера]», БИН [реквизиты]</w:t>
+      </w:r>
+      <w:r>
+        <w:rPr>
+          <w:rFonts w:ascii="Times New Roman" w:cs="Times New Roman" w:eastAsia="Times New Roman" w:hAnsi="Times New Roman"/>
+          <w:sz w:val="24"/>
+          <w:szCs w:val="24"/>
+        </w:rPr>
+        <w:br/>
+        <w:t xml:space="preserve">Адрес: [реквизиты]</w:t>
+      </w:r>
+      <w:r>
+        <w:rPr>
+          <w:rFonts w:ascii="Times New Roman" w:cs="Times New Roman" w:eastAsia="Times New Roman" w:hAnsi="Times New Roman"/>
+          <w:sz w:val="24"/>
+          <w:szCs w:val="24"/>
+        </w:rPr>
+        <w:br/>
+        <w:t xml:space="preserve">Банковские реквизиты:</w:t>
+      </w:r>
+      <w:r>
+        <w:rPr>
+          <w:rFonts w:ascii="Times New Roman" w:cs="Times New Roman" w:eastAsia="Times New Roman" w:hAnsi="Times New Roman"/>
+          <w:sz w:val="24"/>
+          <w:szCs w:val="24"/>
+        </w:rPr>
+        <w:br/>
+        <w:t xml:space="preserve">ИИК: [реквизиты], Банк [реквизиты], БИК [реквизиты]</w:t>
+      </w:r>
+    </w:p>
+    <w:p>
+      <w:pPr>
+        <w:spacing w:after="80"/>
+        <w:jc w:val="both"/>
+      </w:pPr>
+      <w:r>
+        <w:rPr>
+          <w:rFonts w:ascii="Times New Roman" w:cs="Times New Roman" w:eastAsia="Times New Roman" w:hAnsi="Times New Roman"/>
+          <w:b/>
+          <w:bCs/>
+          <w:sz w:val="24"/>
+          <w:szCs w:val="24"/>
+        </w:rPr>
+        <w:t xml:space="preserve">18.3. </w:t>
+      </w:r>
+      <w:r>
+        <w:rPr>
+          <w:rFonts w:ascii="Times New Roman" w:cs="Times New Roman" w:eastAsia="Times New Roman" w:hAnsi="Times New Roman"/>
+          <w:sz w:val="24"/>
+          <w:szCs w:val="24"/>
+        </w:rPr>
+        <w:t xml:space="preserve">ЛИЗИНГОПОЛУЧАТЕЛЬ:</w:t>
+      </w:r>
+      <w:r>
+        <w:rPr>
+          <w:rFonts w:ascii="Times New Roman" w:cs="Times New Roman" w:eastAsia="Times New Roman" w:hAnsi="Times New Roman"/>
+          <w:sz w:val="24"/>
+          <w:szCs w:val="24"/>
+        </w:rPr>
+        <w:br/>
+        <w:t xml:space="preserve">Сельскохозяйственный производственный кооператив «[данные лизингополучателя]»</w:t>
+      </w:r>
+      <w:r>
+        <w:rPr>
+          <w:rFonts w:ascii="Times New Roman" w:cs="Times New Roman" w:eastAsia="Times New Roman" w:hAnsi="Times New Roman"/>
+          <w:sz w:val="24"/>
+          <w:szCs w:val="24"/>
+        </w:rPr>
+        <w:br/>
+        <w:t xml:space="preserve">в лице Председателя кооператива</w:t>
+      </w:r>
+      <w:r>
+        <w:rPr>
+          <w:rFonts w:ascii="Times New Roman" w:cs="Times New Roman" w:eastAsia="Times New Roman" w:hAnsi="Times New Roman"/>
+          <w:sz w:val="24"/>
+          <w:szCs w:val="24"/>
+        </w:rPr>
+        <w:br/>
+        <w:t xml:space="preserve">______________</w:t>
+      </w:r>
+      <w:r>
+        <w:rPr>
+          <w:rFonts w:ascii="Times New Roman" w:cs="Times New Roman" w:eastAsia="Times New Roman" w:hAnsi="Times New Roman"/>
+          <w:sz w:val="24"/>
+          <w:szCs w:val="24"/>
+        </w:rPr>
+        <w:br/>
+        <w:t xml:space="preserve">БИН</w:t>
+      </w:r>
+      <w:r>
+        <w:rPr>
+          <w:rFonts w:ascii="Times New Roman" w:cs="Times New Roman" w:eastAsia="Times New Roman" w:hAnsi="Times New Roman"/>
+          <w:sz w:val="24"/>
+          <w:szCs w:val="24"/>
+        </w:rPr>
+        <w:br/>
+        <w:t xml:space="preserve">ИИК №</w:t>
+      </w:r>
+      <w:r>
+        <w:rPr>
+          <w:rFonts w:ascii="Times New Roman" w:cs="Times New Roman" w:eastAsia="Times New Roman" w:hAnsi="Times New Roman"/>
+          <w:sz w:val="24"/>
+          <w:szCs w:val="24"/>
+        </w:rPr>
+        <w:br/>
+        <w:t xml:space="preserve">БИК</w:t>
+      </w:r>
+      <w:r>
+        <w:rPr>
+          <w:rFonts w:ascii="Times New Roman" w:cs="Times New Roman" w:eastAsia="Times New Roman" w:hAnsi="Times New Roman"/>
+          <w:sz w:val="24"/>
+          <w:szCs w:val="24"/>
+        </w:rPr>
+        <w:br/>
+        <w:t xml:space="preserve">__________________</w:t>
+      </w:r>
+      <w:r>
+        <w:rPr>
+          <w:rFonts w:ascii="Times New Roman" w:cs="Times New Roman" w:eastAsia="Times New Roman" w:hAnsi="Times New Roman"/>
+          <w:sz w:val="24"/>
+          <w:szCs w:val="24"/>
+        </w:rPr>
+        <w:br/>
+        <w:t xml:space="preserve">М.П.</w:t>
       </w:r>
     </w:p>
     <w:p>
@@ -2557,290 +2665,7 @@
           <w:sz w:val="24"/>
           <w:szCs w:val="24"/>
         </w:rPr>
-        <w:t xml:space="preserve">18. АДРЕСА, РЕКВИЗИТЫ И ПОДПИСИ СТОРОН</w:t>
-      </w:r>
-    </w:p>
-    <w:p>
-      <w:pPr>
-        <w:spacing w:after="80"/>
-        <w:jc w:val="both"/>
-      </w:pPr>
-      <w:r>
-        <w:rPr>
-          <w:rFonts w:ascii="Times New Roman" w:cs="Times New Roman" w:eastAsia="Times New Roman" w:hAnsi="Times New Roman"/>
-          <w:b/>
-          <w:bCs/>
-          <w:sz w:val="24"/>
-          <w:szCs w:val="24"/>
-        </w:rPr>
-        <w:t xml:space="preserve">18.1. </w:t>
-      </w:r>
-      <w:r>
-        <w:rPr>
-          <w:rFonts w:ascii="Times New Roman" w:cs="Times New Roman" w:eastAsia="Times New Roman" w:hAnsi="Times New Roman"/>
-          <w:sz w:val="24"/>
-          <w:szCs w:val="24"/>
-        </w:rPr>
-        <w:t xml:space="preserve">ЛИЗИНГОДАТЕЛЬ:</w:t>
-      </w:r>
-      <w:r>
-        <w:rPr>
-          <w:rFonts w:ascii="Times New Roman" w:cs="Times New Roman" w:eastAsia="Times New Roman" w:hAnsi="Times New Roman"/>
-          <w:sz w:val="24"/>
-          <w:szCs w:val="24"/>
-        </w:rPr>
-        <w:br/>
-        <w:t xml:space="preserve">АО «[наименование лизингодателя]»</w:t>
-      </w:r>
-      <w:r>
-        <w:rPr>
-          <w:rFonts w:ascii="Times New Roman" w:cs="Times New Roman" w:eastAsia="Times New Roman" w:hAnsi="Times New Roman"/>
-          <w:sz w:val="24"/>
-          <w:szCs w:val="24"/>
-        </w:rPr>
-        <w:br/>
-        <w:t xml:space="preserve">Адрес: [реквизиты]</w:t>
-      </w:r>
-      <w:r>
-        <w:rPr>
-          <w:rFonts w:ascii="Times New Roman" w:cs="Times New Roman" w:eastAsia="Times New Roman" w:hAnsi="Times New Roman"/>
-          <w:sz w:val="24"/>
-          <w:szCs w:val="24"/>
-        </w:rPr>
-        <w:br/>
-        <w:t xml:space="preserve">ИИК: [реквизиты]</w:t>
-      </w:r>
-      <w:r>
-        <w:rPr>
-          <w:rFonts w:ascii="Times New Roman" w:cs="Times New Roman" w:eastAsia="Times New Roman" w:hAnsi="Times New Roman"/>
-          <w:sz w:val="24"/>
-          <w:szCs w:val="24"/>
-        </w:rPr>
-        <w:br/>
-        <w:t xml:space="preserve">БИК: [реквизиты]</w:t>
-      </w:r>
-      <w:r>
-        <w:rPr>
-          <w:rFonts w:ascii="Times New Roman" w:cs="Times New Roman" w:eastAsia="Times New Roman" w:hAnsi="Times New Roman"/>
-          <w:sz w:val="24"/>
-          <w:szCs w:val="24"/>
-        </w:rPr>
-        <w:br/>
-        <w:t xml:space="preserve">БИН: [реквизиты]</w:t>
-      </w:r>
-      <w:r>
-        <w:rPr>
-          <w:rFonts w:ascii="Times New Roman" w:cs="Times New Roman" w:eastAsia="Times New Roman" w:hAnsi="Times New Roman"/>
-          <w:sz w:val="24"/>
-          <w:szCs w:val="24"/>
-        </w:rPr>
-        <w:br/>
-        <w:t xml:space="preserve">[должность]</w:t>
-      </w:r>
-      <w:r>
-        <w:rPr>
-          <w:rFonts w:ascii="Times New Roman" w:cs="Times New Roman" w:eastAsia="Times New Roman" w:hAnsi="Times New Roman"/>
-          <w:sz w:val="24"/>
-          <w:szCs w:val="24"/>
-        </w:rPr>
-        <w:br/>
-        <w:t xml:space="preserve">______________________</w:t>
-      </w:r>
-      <w:r>
-        <w:rPr>
-          <w:rFonts w:ascii="Times New Roman" w:cs="Times New Roman" w:eastAsia="Times New Roman" w:hAnsi="Times New Roman"/>
-          <w:sz w:val="24"/>
-          <w:szCs w:val="24"/>
-        </w:rPr>
-        <w:br/>
-        <w:t xml:space="preserve">м.п.</w:t>
-      </w:r>
-    </w:p>
-    <w:p>
-      <w:pPr>
-        <w:spacing w:after="80"/>
-        <w:jc w:val="both"/>
-      </w:pPr>
-      <w:r>
-        <w:rPr>
-          <w:rFonts w:ascii="Times New Roman" w:cs="Times New Roman" w:eastAsia="Times New Roman" w:hAnsi="Times New Roman"/>
-          <w:b/>
-          <w:bCs/>
-          <w:sz w:val="24"/>
-          <w:szCs w:val="24"/>
-        </w:rPr>
-        <w:t xml:space="preserve">18.2. </w:t>
-      </w:r>
-      <w:r>
-        <w:rPr>
-          <w:rFonts w:ascii="Times New Roman" w:cs="Times New Roman" w:eastAsia="Times New Roman" w:hAnsi="Times New Roman"/>
-          <w:sz w:val="24"/>
-          <w:szCs w:val="24"/>
-        </w:rPr>
-        <w:t xml:space="preserve">ПАРТНЕР</w:t>
-      </w:r>
-      <w:r>
-        <w:rPr>
-          <w:rFonts w:ascii="Times New Roman" w:cs="Times New Roman" w:eastAsia="Times New Roman" w:hAnsi="Times New Roman"/>
-          <w:sz w:val="24"/>
-          <w:szCs w:val="24"/>
-        </w:rPr>
-        <w:br/>
-        <w:t xml:space="preserve">Товарищество с ограниченной ответственностью «[наименование МФО-партнера]», БИН [реквизиты]</w:t>
-      </w:r>
-      <w:r>
-        <w:rPr>
-          <w:rFonts w:ascii="Times New Roman" w:cs="Times New Roman" w:eastAsia="Times New Roman" w:hAnsi="Times New Roman"/>
-          <w:sz w:val="24"/>
-          <w:szCs w:val="24"/>
-        </w:rPr>
-        <w:br/>
-        <w:t xml:space="preserve">Адрес: [реквизиты]</w:t>
-      </w:r>
-      <w:r>
-        <w:rPr>
-          <w:rFonts w:ascii="Times New Roman" w:cs="Times New Roman" w:eastAsia="Times New Roman" w:hAnsi="Times New Roman"/>
-          <w:sz w:val="24"/>
-          <w:szCs w:val="24"/>
-        </w:rPr>
-        <w:br/>
-        <w:t xml:space="preserve">Банковские реквизиты:</w:t>
-      </w:r>
-      <w:r>
-        <w:rPr>
-          <w:rFonts w:ascii="Times New Roman" w:cs="Times New Roman" w:eastAsia="Times New Roman" w:hAnsi="Times New Roman"/>
-          <w:sz w:val="24"/>
-          <w:szCs w:val="24"/>
-        </w:rPr>
-        <w:br/>
-        <w:t xml:space="preserve">ИИК: [реквизиты], Банк [реквизиты], БИК [реквизиты]</w:t>
-      </w:r>
-    </w:p>
-    <w:p>
-      <w:pPr>
-        <w:spacing w:after="80"/>
-        <w:jc w:val="both"/>
-      </w:pPr>
-      <w:r>
-        <w:rPr>
-          <w:rFonts w:ascii="Times New Roman" w:cs="Times New Roman" w:eastAsia="Times New Roman" w:hAnsi="Times New Roman"/>
-          <w:b/>
-          <w:bCs/>
-          <w:sz w:val="24"/>
-          <w:szCs w:val="24"/>
-        </w:rPr>
-        <w:t xml:space="preserve">18.3. </w:t>
-      </w:r>
-      <w:r>
-        <w:rPr>
-          <w:rFonts w:ascii="Times New Roman" w:cs="Times New Roman" w:eastAsia="Times New Roman" w:hAnsi="Times New Roman"/>
-          <w:sz w:val="24"/>
-          <w:szCs w:val="24"/>
-        </w:rPr>
-        <w:t xml:space="preserve">ЛИЗИНГОПОЛУЧАТЕЛЬ:</w:t>
-      </w:r>
-      <w:r>
-        <w:rPr>
-          <w:rFonts w:ascii="Times New Roman" w:cs="Times New Roman" w:eastAsia="Times New Roman" w:hAnsi="Times New Roman"/>
-          <w:sz w:val="24"/>
-          <w:szCs w:val="24"/>
-        </w:rPr>
-        <w:br/>
-        <w:t xml:space="preserve">Сельскохозяйственный производственный кооператив «[данные лизингополучателя]»</w:t>
-      </w:r>
-      <w:r>
-        <w:rPr>
-          <w:rFonts w:ascii="Times New Roman" w:cs="Times New Roman" w:eastAsia="Times New Roman" w:hAnsi="Times New Roman"/>
-          <w:sz w:val="24"/>
-          <w:szCs w:val="24"/>
-        </w:rPr>
-        <w:br/>
-        <w:t xml:space="preserve">в лице Председателя кооператива</w:t>
-      </w:r>
-      <w:r>
-        <w:rPr>
-          <w:rFonts w:ascii="Times New Roman" w:cs="Times New Roman" w:eastAsia="Times New Roman" w:hAnsi="Times New Roman"/>
-          <w:sz w:val="24"/>
-          <w:szCs w:val="24"/>
-        </w:rPr>
-        <w:br/>
-        <w:t xml:space="preserve">______________</w:t>
-      </w:r>
-      <w:r>
-        <w:rPr>
-          <w:rFonts w:ascii="Times New Roman" w:cs="Times New Roman" w:eastAsia="Times New Roman" w:hAnsi="Times New Roman"/>
-          <w:sz w:val="24"/>
-          <w:szCs w:val="24"/>
-        </w:rPr>
-        <w:br/>
-        <w:t xml:space="preserve">БИН</w:t>
-      </w:r>
-      <w:r>
-        <w:rPr>
-          <w:rFonts w:ascii="Times New Roman" w:cs="Times New Roman" w:eastAsia="Times New Roman" w:hAnsi="Times New Roman"/>
-          <w:sz w:val="24"/>
-          <w:szCs w:val="24"/>
-        </w:rPr>
-        <w:br/>
-        <w:t xml:space="preserve">ИИК №</w:t>
-      </w:r>
-      <w:r>
-        <w:rPr>
-          <w:rFonts w:ascii="Times New Roman" w:cs="Times New Roman" w:eastAsia="Times New Roman" w:hAnsi="Times New Roman"/>
-          <w:sz w:val="24"/>
-          <w:szCs w:val="24"/>
-        </w:rPr>
-        <w:br/>
-        <w:t xml:space="preserve">БИК</w:t>
-      </w:r>
-      <w:r>
-        <w:rPr>
-          <w:rFonts w:ascii="Times New Roman" w:cs="Times New Roman" w:eastAsia="Times New Roman" w:hAnsi="Times New Roman"/>
-          <w:sz w:val="24"/>
-          <w:szCs w:val="24"/>
-        </w:rPr>
-        <w:br/>
-        <w:t xml:space="preserve">__________________</w:t>
-      </w:r>
-      <w:r>
-        <w:rPr>
-          <w:rFonts w:ascii="Times New Roman" w:cs="Times New Roman" w:eastAsia="Times New Roman" w:hAnsi="Times New Roman"/>
-          <w:sz w:val="24"/>
-          <w:szCs w:val="24"/>
-        </w:rPr>
-        <w:br/>
-        <w:t xml:space="preserve">М.П.</w:t>
-      </w:r>
-    </w:p>
-    <w:p>
-      <w:pPr>
-        <w:keepNext/>
-        <w:spacing w:after="120" w:before="240"/>
-        <w:jc w:val="center"/>
-      </w:pPr>
-      <w:r>
-        <w:rPr>
-          <w:rFonts w:ascii="Times New Roman" w:cs="Times New Roman" w:eastAsia="Times New Roman" w:hAnsi="Times New Roman"/>
-          <w:b/>
-          <w:bCs/>
-          <w:sz w:val="24"/>
-          <w:szCs w:val="24"/>
-        </w:rPr>
         <w:t xml:space="preserve">ПРИЛОЖЕНИЯ К ДОГОВОРУ</w:t>
-      </w:r>
-    </w:p>
-    <w:p>
-      <w:pPr>
-        <w:spacing w:after="80"/>
-        <w:jc w:val="both"/>
-      </w:pPr>
-      <w:r>
-        <w:rPr>
-          <w:rFonts w:ascii="Times New Roman" w:cs="Times New Roman" w:eastAsia="Times New Roman" w:hAnsi="Times New Roman"/>
-          <w:sz w:val="24"/>
-          <w:szCs w:val="24"/>
-        </w:rPr>
-        <w:t xml:space="preserve">[не предусмотрено]</w:t>
       </w:r>
     </w:p>
     <w:p>
